--- a/paper modification/papers/POP/control threshold analytical solution.docx
+++ b/paper modification/papers/POP/control threshold analytical solution.docx
@@ -2,6 +2,29 @@
 <file path=word/document.xml><?xml version="1.0" encoding="utf-8"?>
 <w:document xmlns:wpc="http://schemas.microsoft.com/office/word/2010/wordprocessingCanvas" xmlns:cx="http://schemas.microsoft.com/office/drawing/2014/chartex" xmlns:cx1="http://schemas.microsoft.com/office/drawing/2015/9/8/chartex" xmlns:cx2="http://schemas.microsoft.com/office/drawing/2015/10/21/chartex" xmlns:cx3="http://schemas.microsoft.com/office/drawing/2016/5/9/chartex" xmlns:cx4="http://schemas.microsoft.com/office/drawing/2016/5/10/chartex" xmlns:cx5="http://schemas.microsoft.com/office/drawing/2016/5/11/chartex" xmlns:cx6="http://schemas.microsoft.com/office/drawing/2016/5/12/chartex" xmlns:cx7="http://schemas.microsoft.com/office/drawing/2016/5/13/chartex" xmlns:cx8="http://schemas.microsoft.com/office/drawing/2016/5/14/chartex" xmlns:mc="http://schemas.openxmlformats.org/markup-compatibility/2006" xmlns:aink="http://schemas.microsoft.com/office/drawing/2016/ink" xmlns:am3d="http://schemas.microsoft.com/office/drawing/2017/model3d" xmlns:o="urn:schemas-microsoft-com:office:office" xmlns:oel="http://schemas.microsoft.com/office/2019/extlst" xmlns:r="http://schemas.openxmlformats.org/officeDocument/2006/relationships" xmlns:m="http://schemas.openxmlformats.org/officeDocument/2006/math" xmlns:v="urn:schemas-microsoft-com:vml" xmlns:wp14="http://schemas.microsoft.com/office/word/2010/wordprocessingDrawing" xmlns:wp="http://schemas.openxmlformats.org/drawingml/2006/wordprocessingDrawing" xmlns:w10="urn:schemas-microsoft-com:office:word" xmlns:w="http://schemas.openxmlformats.org/wordprocessingml/2006/main" xmlns:w14="http://schemas.microsoft.com/office/word/2010/wordml" xmlns:w15="http://schemas.microsoft.com/office/word/2012/wordml" xmlns:w16cex="http://schemas.microsoft.com/office/word/2018/wordml/cex" xmlns:w16cid="http://schemas.microsoft.com/office/word/2016/wordml/cid" xmlns:w16="http://schemas.microsoft.com/office/word/2018/wordml" xmlns:w16du="http://schemas.microsoft.com/office/word/2023/wordml/word16du" xmlns:w16sdtdh="http://schemas.microsoft.com/office/word/2020/wordml/sdtdatahash" xmlns:w16sdtfl="http://schemas.microsoft.com/office/word/2024/wordml/sdtformatlock" xmlns:w16se="http://schemas.microsoft.com/office/word/2015/wordml/symex" xmlns:wpg="http://schemas.microsoft.com/office/word/2010/wordprocessingGroup" xmlns:wpi="http://schemas.microsoft.com/office/word/2010/wordprocessingInk" xmlns:wne="http://schemas.microsoft.com/office/word/2006/wordml" xmlns:wps="http://schemas.microsoft.com/office/word/2010/wordprocessingShape" mc:Ignorable="w14 w15 w16se w16cid w16 w16cex w16sdtdh w16sdtfl w16du wp14">
   <w:body>
+    <w:p>
+      <w:pPr>
+        <w:rPr>
+          <w:b/>
+          <w:sz w:val="18"/>
+        </w:rPr>
+      </w:pPr>
+      <w:r>
+        <w:rPr>
+          <w:b/>
+          <w:sz w:val="18"/>
+        </w:rPr>
+        <w:t>A</w:t>
+      </w:r>
+      <w:r>
+        <w:rPr>
+          <w:rFonts w:hint="eastAsia"/>
+          <w:b/>
+          <w:sz w:val="18"/>
+        </w:rPr>
+        <w:t>utoresonance threshold of electron in DC electric field with circular emw</w:t>
+      </w:r>
+    </w:p>
     <w:p>
       <w:pPr>
         <w:rPr>
@@ -73,15 +96,7 @@
         </m:r>
       </m:oMath>
       <w:r>
-        <w:t xml:space="preserve">, where ω is the angular frequency and k is the wavenumber. The uniform background magnetic field is B₀ = </w:t>
-      </w:r>
-      <w:proofErr w:type="spellStart"/>
-      <w:r>
-        <w:t>B₀ẑ</w:t>
-      </w:r>
-      <w:proofErr w:type="spellEnd"/>
-      <w:r>
-        <w:t xml:space="preserve">. The wave's magnetic field perturbation B̃ is characterized by the dimensionless parameter </w:t>
+        <w:t xml:space="preserve">, where ω is the angular frequency and k is the wavenumber. The uniform background magnetic field is B₀ = B₀ẑ. The wave's magnetic field perturbation B̃ is characterized by the dimensionless parameter </w:t>
       </w:r>
       <m:oMath>
         <m:r>
@@ -111,23 +126,7 @@
         <w:t>B</w:t>
       </w:r>
       <w:r>
-        <w:t xml:space="preserve"> = </w:t>
-      </w:r>
-      <w:proofErr w:type="spellStart"/>
-      <w:r>
-        <w:t>B₀ẑ</w:t>
-      </w:r>
-      <w:proofErr w:type="spellEnd"/>
-      <w:r>
-        <w:t xml:space="preserve"> + B̃. The system includes a static electric field E₀ = </w:t>
-      </w:r>
-      <w:proofErr w:type="spellStart"/>
-      <w:r>
-        <w:t>E₀ẑ</w:t>
-      </w:r>
-      <w:proofErr w:type="spellEnd"/>
-      <w:r>
-        <w:t xml:space="preserve">, with the total electric field given by </w:t>
+        <w:t xml:space="preserve"> = B₀ẑ + B̃. The system includes a static electric field E₀ = E₀ẑ, with the total electric field given by </w:t>
       </w:r>
       <w:r>
         <w:rPr>
@@ -136,15 +135,7 @@
         <w:t>E</w:t>
       </w:r>
       <w:r>
-        <w:t xml:space="preserve"> = </w:t>
-      </w:r>
-      <w:proofErr w:type="spellStart"/>
-      <w:r>
-        <w:t>E₀ẑ</w:t>
-      </w:r>
-      <w:proofErr w:type="spellEnd"/>
-      <w:r>
-        <w:t xml:space="preserve"> + Ẽ, where Ẽ represents the electric field components of E.M wave:</w:t>
+        <w:t xml:space="preserve"> = E₀ẑ + Ẽ, where Ẽ represents the electric field components of E.M wave:</w:t>
       </w:r>
     </w:p>
     <w:p>
@@ -2815,21 +2806,7 @@
         <w:rPr>
           <w:color w:val="000000"/>
         </w:rPr>
-        <w:t xml:space="preserve">, </w:t>
-      </w:r>
-      <w:proofErr w:type="spellStart"/>
-      <w:r>
-        <w:rPr>
-          <w:color w:val="000000"/>
-        </w:rPr>
-        <w:t>ict</w:t>
-      </w:r>
-      <w:proofErr w:type="spellEnd"/>
-      <w:r>
-        <w:rPr>
-          <w:color w:val="000000"/>
-        </w:rPr>
-        <w:t xml:space="preserve">} are </w:t>
+        <w:t xml:space="preserve">, ict} are </w:t>
       </w:r>
       <w:r>
         <w:rPr>
@@ -3444,35 +3421,7 @@
         <w:rPr>
           <w:color w:val="000000"/>
         </w:rPr>
-        <w:t xml:space="preserve"> are the wavenumber and </w:t>
-      </w:r>
-      <w:proofErr w:type="gramStart"/>
-      <w:r>
-        <w:rPr>
-          <w:color w:val="000000"/>
-        </w:rPr>
-        <w:t>position</w:t>
-      </w:r>
-      <w:proofErr w:type="gramEnd"/>
-      <w:r>
-        <w:rPr>
-          <w:color w:val="000000"/>
-        </w:rPr>
-        <w:t xml:space="preserve"> in the wave frame. The magnetic field of E.M </w:t>
-      </w:r>
-      <w:proofErr w:type="gramStart"/>
-      <w:r>
-        <w:rPr>
-          <w:color w:val="000000"/>
-        </w:rPr>
-        <w:t>wave is</w:t>
-      </w:r>
-      <w:proofErr w:type="gramEnd"/>
-      <w:r>
-        <w:rPr>
-          <w:color w:val="000000"/>
-        </w:rPr>
-        <w:t xml:space="preserve"> </w:t>
+        <w:t xml:space="preserve"> are the wavenumber and position in the wave frame. The magnetic field of E.M wave is </w:t>
       </w:r>
     </w:p>
     <w:p>
@@ -3948,6 +3897,7 @@
         <w:rPr>
           <w:color w:val="000000"/>
         </w:rPr>
+        <w:lastRenderedPageBreak/>
         <w:t xml:space="preserve">The motion equation of the charge particle in the prime frame is </w:t>
       </w:r>
     </w:p>
@@ -4593,21 +4543,7 @@
         <w:rPr>
           <w:color w:val="000000"/>
         </w:rPr>
-        <w:t xml:space="preserve"> to t</w:t>
-      </w:r>
-      <w:proofErr w:type="gramStart"/>
-      <w:r>
-        <w:rPr>
-          <w:color w:val="000000"/>
-        </w:rPr>
-        <w:t>’  and</w:t>
-      </w:r>
-      <w:proofErr w:type="gramEnd"/>
-      <w:r>
-        <w:rPr>
-          <w:color w:val="000000"/>
-        </w:rPr>
-        <w:t xml:space="preserve"> the motion equation in each direction should be </w:t>
+        <w:t xml:space="preserve"> to t’  and the motion equation in each direction should be </w:t>
       </w:r>
       <w:r>
         <w:rPr>
@@ -6013,14 +5949,7 @@
         <w:rPr>
           <w:color w:val="000000"/>
         </w:rPr>
-        <w:t xml:space="preserve">. </w:t>
-      </w:r>
-      <w:proofErr w:type="gramStart"/>
-      <w:r>
-        <w:rPr>
-          <w:color w:val="000000"/>
-        </w:rPr>
-        <w:t>I</w:t>
+        <w:t>. I</w:t>
       </w:r>
       <w:r>
         <w:rPr>
@@ -6035,7 +5964,6 @@
         </w:rPr>
         <w:t>troduce</w:t>
       </w:r>
-      <w:proofErr w:type="gramEnd"/>
     </w:p>
     <w:p>
       <w:pPr>
@@ -10203,6 +10131,7 @@
             <w:rPr>
               <w:rFonts w:ascii="Cambria Math" w:hAnsi="Cambria Math"/>
             </w:rPr>
+            <w:lastRenderedPageBreak/>
             <m:t>= -i</m:t>
           </m:r>
           <m:sSubSup>
@@ -10328,7 +10257,6 @@
         <w:rPr>
           <w:rFonts w:hint="eastAsia"/>
         </w:rPr>
-        <w:lastRenderedPageBreak/>
         <w:t xml:space="preserve">Here, </w:t>
       </w:r>
       <m:oMath>
@@ -11404,7 +11332,7 @@
                       <w:noProof/>
                       <w:szCs w:val="20"/>
                     </w:rPr>
-                    <m:t>18</m:t>
+                    <m:t>19</m:t>
                   </m:r>
                   <m:r>
                     <w:rPr>
@@ -12051,7 +11979,7 @@
                       <w:noProof/>
                       <w:szCs w:val="20"/>
                     </w:rPr>
-                    <m:t>18</m:t>
+                    <m:t>20</m:t>
                   </m:r>
                   <m:r>
                     <w:rPr>
@@ -12099,23 +12027,7 @@
           <w:rFonts w:hint="eastAsia"/>
           <w:color w:val="000000"/>
         </w:rPr>
-        <w:t xml:space="preserve"> small, we only include the first term of the equation, </w:t>
-      </w:r>
-      <w:proofErr w:type="gramStart"/>
-      <w:r>
-        <w:rPr>
-          <w:rFonts w:hint="eastAsia"/>
-          <w:color w:val="000000"/>
-        </w:rPr>
-        <w:t>than</w:t>
-      </w:r>
-      <w:proofErr w:type="gramEnd"/>
-      <w:r>
-        <w:rPr>
-          <w:rFonts w:hint="eastAsia"/>
-          <w:color w:val="000000"/>
-        </w:rPr>
-        <w:t xml:space="preserve"> </w:t>
+        <w:t xml:space="preserve"> small, we only include the first term of the equation, than </w:t>
       </w:r>
     </w:p>
     <w:p>
@@ -14888,23 +14800,7 @@
           <w:rFonts w:hint="eastAsia"/>
           <w:color w:val="000000"/>
         </w:rPr>
-        <w:t xml:space="preserve">, </w:t>
-      </w:r>
-      <w:proofErr w:type="gramStart"/>
-      <w:r>
-        <w:rPr>
-          <w:rFonts w:hint="eastAsia"/>
-          <w:color w:val="000000"/>
-        </w:rPr>
-        <w:t>than</w:t>
-      </w:r>
-      <w:proofErr w:type="gramEnd"/>
-      <w:r>
-        <w:rPr>
-          <w:rFonts w:hint="eastAsia"/>
-          <w:color w:val="000000"/>
-        </w:rPr>
-        <w:t xml:space="preserve"> </w:t>
+        <w:t xml:space="preserve">, than </w:t>
       </w:r>
     </w:p>
     <w:p>
@@ -15576,14 +15472,7 @@
                   <w:rFonts w:ascii="Cambria Math" w:hAnsi="Cambria Math"/>
                   <w:color w:val="000000"/>
                 </w:rPr>
-                <m:t>d</m:t>
-              </m:r>
-              <m:r>
-                <w:rPr>
-                  <w:rFonts w:ascii="Cambria Math" w:hAnsi="Cambria Math"/>
-                  <w:color w:val="000000"/>
-                </w:rPr>
-                <m:t>τ</m:t>
+                <m:t>dτ</m:t>
               </m:r>
             </m:den>
           </m:f>
@@ -16800,7 +16689,6 @@
           <w:color w:val="000000"/>
         </w:rPr>
       </w:pPr>
-      <w:proofErr w:type="gramStart"/>
       <w:r>
         <w:rPr>
           <w:color w:val="000000"/>
@@ -16812,15 +16700,7 @@
           <w:rFonts w:hint="eastAsia"/>
           <w:color w:val="000000"/>
         </w:rPr>
-        <w:t>lso ,</w:t>
-      </w:r>
-      <w:proofErr w:type="gramEnd"/>
-      <w:r>
-        <w:rPr>
-          <w:rFonts w:hint="eastAsia"/>
-          <w:color w:val="000000"/>
-        </w:rPr>
-        <w:t xml:space="preserve"> we have </w:t>
+        <w:t xml:space="preserve">lso , we have </w:t>
       </w:r>
     </w:p>
     <w:p>
@@ -16949,13 +16829,7 @@
             <w:rPr>
               <w:rFonts w:ascii="Cambria Math" w:hAnsi="Cambria Math"/>
             </w:rPr>
-            <m:t>e</m:t>
-          </m:r>
-          <m:r>
-            <w:rPr>
-              <w:rFonts w:ascii="Cambria Math" w:hAnsi="Cambria Math"/>
-            </w:rPr>
-            <m:t>xp</m:t>
+            <m:t>exp</m:t>
           </m:r>
           <m:d>
             <m:dPr>
@@ -16971,13 +16845,7 @@
                 <w:rPr>
                   <w:rFonts w:ascii="Cambria Math" w:hAnsi="Cambria Math"/>
                 </w:rPr>
-                <m:t>-</m:t>
-              </m:r>
-              <m:r>
-                <w:rPr>
-                  <w:rFonts w:ascii="Cambria Math" w:hAnsi="Cambria Math"/>
-                </w:rPr>
-                <m:t>igθ</m:t>
+                <m:t>-igθ</m:t>
               </m:r>
             </m:e>
           </m:d>
@@ -17179,13 +17047,7 @@
         </m:oMath>
       </m:oMathPara>
     </w:p>
-    <w:p>
-      <w:pPr>
-        <w:rPr>
-          <w:rFonts w:hint="eastAsia"/>
-        </w:rPr>
-      </w:pPr>
-    </w:p>
+    <w:p/>
     <w:p>
       <m:oMathPara>
         <m:oMath>
@@ -18103,21 +17965,7 @@
         <w:rPr>
           <w:rFonts w:hint="eastAsia"/>
         </w:rPr>
-        <w:t xml:space="preserve">In </w:t>
-      </w:r>
-      <w:proofErr w:type="gramStart"/>
-      <w:r>
-        <w:rPr>
-          <w:rFonts w:hint="eastAsia"/>
-        </w:rPr>
-        <w:t>the resonant</w:t>
-      </w:r>
-      <w:proofErr w:type="gramEnd"/>
-      <w:r>
-        <w:rPr>
-          <w:rFonts w:hint="eastAsia"/>
-        </w:rPr>
-        <w:t xml:space="preserve"> condition</w:t>
+        <w:t>In the resonant condition</w:t>
       </w:r>
     </w:p>
     <w:p>
@@ -18133,14 +17981,7 @@
               <w:rFonts w:ascii="Cambria Math" w:hAnsi="Cambria Math"/>
               <w:color w:val="000000"/>
             </w:rPr>
-            <m:t>0</m:t>
-          </m:r>
-          <m:r>
-            <w:rPr>
-              <w:rFonts w:ascii="Cambria Math" w:hAnsi="Cambria Math"/>
-              <w:color w:val="000000"/>
-            </w:rPr>
-            <m:t>=1+</m:t>
+            <m:t>0=1+</m:t>
           </m:r>
           <m:r>
             <m:rPr>
@@ -18206,14 +18047,7 @@
                   <w:rFonts w:ascii="Cambria Math" w:hAnsi="Cambria Math"/>
                   <w:color w:val="000000"/>
                 </w:rPr>
-                <m:t>z</m:t>
-              </m:r>
-              <m:r>
-                <w:rPr>
-                  <w:rFonts w:ascii="Cambria Math" w:hAnsi="Cambria Math"/>
-                  <w:color w:val="000000"/>
-                </w:rPr>
-                <m:t>r</m:t>
+                <m:t>zr</m:t>
               </m:r>
             </m:sub>
             <m:sup>
@@ -18230,11 +18064,6 @@
       </m:oMathPara>
     </w:p>
     <w:p>
-      <w:pPr>
-        <w:rPr>
-          <w:rFonts w:hint="eastAsia"/>
-        </w:rPr>
-      </w:pPr>
       <m:oMathPara>
         <m:oMath>
           <m:d>
@@ -18559,13 +18388,7 @@
           <w:rPr>
             <w:rFonts w:ascii="Cambria Math" w:hAnsi="Cambria Math"/>
           </w:rPr>
-          <m:t>a=</m:t>
-        </m:r>
-        <m:r>
-          <w:rPr>
-            <w:rFonts w:ascii="Cambria Math" w:hAnsi="Cambria Math"/>
-          </w:rPr>
-          <m:t>α</m:t>
+          <m:t>a=α</m:t>
         </m:r>
         <m:sSup>
           <m:sSupPr>
@@ -18897,14 +18720,7 @@
                   <w:rFonts w:ascii="Cambria Math" w:hAnsi="Cambria Math"/>
                   <w:color w:val="000000"/>
                 </w:rPr>
-                <m:t>1/</m:t>
-              </m:r>
-              <m:r>
-                <w:rPr>
-                  <w:rFonts w:ascii="Cambria Math" w:hAnsi="Cambria Math"/>
-                  <w:color w:val="000000"/>
-                </w:rPr>
-                <m:t>4</m:t>
+                <m:t>1/4</m:t>
               </m:r>
             </m:sup>
           </m:sSup>
@@ -19052,13 +18868,4172 @@
               </m:f>
             </m:sup>
           </m:sSup>
+          <m:r>
+            <w:rPr>
+              <w:rFonts w:ascii="Cambria Math" w:hAnsi="Cambria Math"/>
+              <w:color w:val="000000"/>
+            </w:rPr>
+            <m:t>=0.6316</m:t>
+          </m:r>
+          <m:sSup>
+            <m:sSupPr>
+              <m:ctrlPr>
+                <w:rPr>
+                  <w:rFonts w:ascii="Cambria Math" w:hAnsi="Cambria Math"/>
+                  <w:i/>
+                  <w:color w:val="000000"/>
+                </w:rPr>
+              </m:ctrlPr>
+            </m:sSupPr>
+            <m:e>
+              <m:d>
+                <m:dPr>
+                  <m:ctrlPr>
+                    <w:rPr>
+                      <w:rFonts w:ascii="Cambria Math" w:hAnsi="Cambria Math"/>
+                      <w:i/>
+                      <w:color w:val="000000"/>
+                    </w:rPr>
+                  </m:ctrlPr>
+                </m:dPr>
+                <m:e>
+                  <m:f>
+                    <m:fPr>
+                      <m:ctrlPr>
+                        <w:rPr>
+                          <w:rFonts w:ascii="Cambria Math" w:hAnsi="Cambria Math"/>
+                          <w:i/>
+                          <w:color w:val="000000"/>
+                        </w:rPr>
+                      </m:ctrlPr>
+                    </m:fPr>
+                    <m:num>
+                      <m:r>
+                        <w:rPr>
+                          <w:rFonts w:ascii="Cambria Math" w:hAnsi="Cambria Math"/>
+                          <w:color w:val="000000"/>
+                        </w:rPr>
+                        <m:t>ς</m:t>
+                      </m:r>
+                      <m:sSub>
+                        <m:sSubPr>
+                          <m:ctrlPr>
+                            <w:rPr>
+                              <w:rFonts w:ascii="Cambria Math" w:hAnsi="Cambria Math"/>
+                              <w:i/>
+                              <w:color w:val="000000"/>
+                            </w:rPr>
+                          </m:ctrlPr>
+                        </m:sSubPr>
+                        <m:e>
+                          <m:r>
+                            <w:rPr>
+                              <w:rFonts w:ascii="Cambria Math" w:hAnsi="Cambria Math"/>
+                              <w:color w:val="000000"/>
+                            </w:rPr>
+                            <m:t>E</m:t>
+                          </m:r>
+                        </m:e>
+                        <m:sub>
+                          <m:r>
+                            <w:rPr>
+                              <w:rFonts w:ascii="Cambria Math" w:hAnsi="Cambria Math"/>
+                              <w:color w:val="000000"/>
+                            </w:rPr>
+                            <m:t>0</m:t>
+                          </m:r>
+                        </m:sub>
+                      </m:sSub>
+                    </m:num>
+                    <m:den>
+                      <m:r>
+                        <w:rPr>
+                          <w:rFonts w:ascii="Cambria Math" w:hAnsi="Cambria Math"/>
+                          <w:color w:val="000000"/>
+                        </w:rPr>
+                        <m:t>c</m:t>
+                      </m:r>
+                      <m:sSub>
+                        <m:sSubPr>
+                          <m:ctrlPr>
+                            <w:rPr>
+                              <w:rFonts w:ascii="Cambria Math" w:hAnsi="Cambria Math"/>
+                              <w:i/>
+                              <w:color w:val="000000"/>
+                            </w:rPr>
+                          </m:ctrlPr>
+                        </m:sSubPr>
+                        <m:e>
+                          <m:r>
+                            <w:rPr>
+                              <w:rFonts w:ascii="Cambria Math" w:hAnsi="Cambria Math"/>
+                              <w:color w:val="000000"/>
+                            </w:rPr>
+                            <m:t>B</m:t>
+                          </m:r>
+                        </m:e>
+                        <m:sub>
+                          <m:r>
+                            <w:rPr>
+                              <w:rFonts w:ascii="Cambria Math" w:hAnsi="Cambria Math"/>
+                              <w:color w:val="000000"/>
+                            </w:rPr>
+                            <m:t>0</m:t>
+                          </m:r>
+                        </m:sub>
+                      </m:sSub>
+                    </m:den>
+                  </m:f>
+                </m:e>
+              </m:d>
+            </m:e>
+            <m:sup>
+              <m:f>
+                <m:fPr>
+                  <m:ctrlPr>
+                    <w:rPr>
+                      <w:rFonts w:ascii="Cambria Math" w:hAnsi="Cambria Math"/>
+                      <w:i/>
+                      <w:color w:val="000000"/>
+                    </w:rPr>
+                  </m:ctrlPr>
+                </m:fPr>
+                <m:num>
+                  <m:r>
+                    <w:rPr>
+                      <w:rFonts w:ascii="Cambria Math" w:hAnsi="Cambria Math"/>
+                      <w:color w:val="000000"/>
+                    </w:rPr>
+                    <m:t>3</m:t>
+                  </m:r>
+                </m:num>
+                <m:den>
+                  <m:r>
+                    <w:rPr>
+                      <w:rFonts w:ascii="Cambria Math" w:hAnsi="Cambria Math"/>
+                      <w:color w:val="000000"/>
+                    </w:rPr>
+                    <m:t>4</m:t>
+                  </m:r>
+                </m:den>
+              </m:f>
+            </m:sup>
+          </m:sSup>
+        </m:oMath>
+      </m:oMathPara>
+    </w:p>
+    <w:p/>
+    <w:p>
+      <w:pPr>
+        <w:rPr>
+          <w:color w:val="000000"/>
+        </w:rPr>
+      </w:pPr>
+    </w:p>
+    <w:p>
+      <w:pPr>
+        <w:rPr>
+          <w:color w:val="000000"/>
+        </w:rPr>
+      </w:pPr>
+    </w:p>
+    <w:p>
+      <w:pPr>
+        <w:rPr>
+          <w:color w:val="000000"/>
+        </w:rPr>
+      </w:pPr>
+      <w:r>
+        <w:rPr>
+          <w:rFonts w:hint="eastAsia"/>
+          <w:color w:val="000000"/>
+        </w:rPr>
+        <w:t xml:space="preserve"> </w:t>
+      </w:r>
+    </w:p>
+    <w:p>
+      <w:pPr>
+        <w:ind w:firstLine="0"/>
+      </w:pPr>
+      <w:r>
+        <w:t>M</w:t>
+      </w:r>
+      <w:r>
+        <w:rPr>
+          <w:rFonts w:hint="eastAsia"/>
+        </w:rPr>
+        <w:t xml:space="preserve">ethod2 : Simplify to a </w:t>
+      </w:r>
+      <w:r>
+        <w:t xml:space="preserve"> single parameter nonlinear Schrodinger-type equation</w:t>
+      </w:r>
+    </w:p>
+    <w:p>
+      <w:pPr>
+        <w:rPr>
+          <w:color w:val="000000"/>
+        </w:rPr>
+      </w:pPr>
+      <m:oMathPara>
+        <m:oMath>
+          <m:eqArr>
+            <m:eqArrPr>
+              <m:maxDist m:val="1"/>
+              <m:ctrlPr>
+                <w:rPr>
+                  <w:rFonts w:ascii="Cambria Math" w:hAnsi="Cambria Math"/>
+                  <w:i/>
+                  <w:color w:val="000000"/>
+                </w:rPr>
+              </m:ctrlPr>
+            </m:eqArrPr>
+            <m:e>
+              <m:f>
+                <m:fPr>
+                  <m:ctrlPr>
+                    <w:rPr>
+                      <w:rFonts w:ascii="Cambria Math" w:hAnsi="Cambria Math"/>
+                      <w:i/>
+                      <w:color w:val="000000"/>
+                    </w:rPr>
+                  </m:ctrlPr>
+                </m:fPr>
+                <m:num>
+                  <m:r>
+                    <w:rPr>
+                      <w:rFonts w:ascii="Cambria Math" w:hAnsi="Cambria Math"/>
+                      <w:color w:val="000000"/>
+                    </w:rPr>
+                    <m:t>d</m:t>
+                  </m:r>
+                  <m:sSup>
+                    <m:sSupPr>
+                      <m:ctrlPr>
+                        <w:rPr>
+                          <w:rFonts w:ascii="Cambria Math" w:hAnsi="Cambria Math"/>
+                          <w:i/>
+                          <w:color w:val="000000"/>
+                        </w:rPr>
+                      </m:ctrlPr>
+                    </m:sSupPr>
+                    <m:e>
+                      <m:r>
+                        <w:rPr>
+                          <w:rFonts w:ascii="Cambria Math" w:hAnsi="Cambria Math"/>
+                          <w:color w:val="000000"/>
+                        </w:rPr>
+                        <m:t>γ</m:t>
+                      </m:r>
+                    </m:e>
+                    <m:sup>
+                      <m:r>
+                        <w:rPr>
+                          <w:rFonts w:ascii="Cambria Math" w:hAnsi="Cambria Math"/>
+                          <w:color w:val="000000"/>
+                        </w:rPr>
+                        <m:t>'</m:t>
+                      </m:r>
+                    </m:sup>
+                  </m:sSup>
+                </m:num>
+                <m:den>
+                  <m:r>
+                    <w:rPr>
+                      <w:rFonts w:ascii="Cambria Math" w:hAnsi="Cambria Math"/>
+                      <w:color w:val="000000"/>
+                    </w:rPr>
+                    <m:t>d</m:t>
+                  </m:r>
+                  <m:sSup>
+                    <m:sSupPr>
+                      <m:ctrlPr>
+                        <w:rPr>
+                          <w:rFonts w:ascii="Cambria Math" w:hAnsi="Cambria Math"/>
+                          <w:i/>
+                          <w:color w:val="000000"/>
+                        </w:rPr>
+                      </m:ctrlPr>
+                    </m:sSupPr>
+                    <m:e>
+                      <m:r>
+                        <w:rPr>
+                          <w:rFonts w:ascii="Cambria Math" w:hAnsi="Cambria Math"/>
+                          <w:color w:val="000000"/>
+                        </w:rPr>
+                        <m:t>t</m:t>
+                      </m:r>
+                    </m:e>
+                    <m:sup>
+                      <m:r>
+                        <w:rPr>
+                          <w:rFonts w:ascii="Cambria Math" w:hAnsi="Cambria Math"/>
+                          <w:color w:val="000000"/>
+                        </w:rPr>
+                        <m:t>'</m:t>
+                      </m:r>
+                    </m:sup>
+                  </m:sSup>
+                </m:den>
+              </m:f>
+              <m:r>
+                <w:rPr>
+                  <w:rFonts w:ascii="Cambria Math" w:hAnsi="Cambria Math"/>
+                  <w:color w:val="000000"/>
+                </w:rPr>
+                <m:t>=</m:t>
+              </m:r>
+              <m:f>
+                <m:fPr>
+                  <m:ctrlPr>
+                    <w:rPr>
+                      <w:rFonts w:ascii="Cambria Math" w:hAnsi="Cambria Math"/>
+                      <w:i/>
+                      <w:color w:val="000000"/>
+                    </w:rPr>
+                  </m:ctrlPr>
+                </m:fPr>
+                <m:num>
+                  <m:r>
+                    <w:rPr>
+                      <w:rFonts w:ascii="Cambria Math" w:hAnsi="Cambria Math"/>
+                      <w:color w:val="000000"/>
+                    </w:rPr>
+                    <m:t>q</m:t>
+                  </m:r>
+                  <m:sSub>
+                    <m:sSubPr>
+                      <m:ctrlPr>
+                        <w:rPr>
+                          <w:rFonts w:ascii="Cambria Math" w:hAnsi="Cambria Math"/>
+                          <w:i/>
+                          <w:color w:val="000000"/>
+                        </w:rPr>
+                      </m:ctrlPr>
+                    </m:sSubPr>
+                    <m:e>
+                      <m:r>
+                        <w:rPr>
+                          <w:rFonts w:ascii="Cambria Math" w:hAnsi="Cambria Math"/>
+                          <w:color w:val="000000"/>
+                        </w:rPr>
+                        <m:t>E</m:t>
+                      </m:r>
+                    </m:e>
+                    <m:sub>
+                      <m:r>
+                        <w:rPr>
+                          <w:rFonts w:ascii="Cambria Math" w:hAnsi="Cambria Math"/>
+                          <w:color w:val="000000"/>
+                        </w:rPr>
+                        <m:t>0</m:t>
+                      </m:r>
+                    </m:sub>
+                  </m:sSub>
+                  <m:acc>
+                    <m:accPr>
+                      <m:ctrlPr>
+                        <w:rPr>
+                          <w:rFonts w:ascii="Cambria Math" w:hAnsi="Cambria Math"/>
+                          <w:i/>
+                          <w:color w:val="000000"/>
+                        </w:rPr>
+                      </m:ctrlPr>
+                    </m:accPr>
+                    <m:e>
+                      <m:r>
+                        <w:rPr>
+                          <w:rFonts w:ascii="Cambria Math" w:hAnsi="Cambria Math"/>
+                          <w:color w:val="000000"/>
+                        </w:rPr>
+                        <m:t>z</m:t>
+                      </m:r>
+                    </m:e>
+                  </m:acc>
+                  <m:r>
+                    <w:rPr>
+                      <w:rFonts w:ascii="Cambria Math" w:hAnsi="Cambria Math"/>
+                      <w:color w:val="000000"/>
+                    </w:rPr>
+                    <m:t>⋅</m:t>
+                  </m:r>
+                  <m:sSubSup>
+                    <m:sSubSupPr>
+                      <m:ctrlPr>
+                        <w:rPr>
+                          <w:rFonts w:ascii="Cambria Math" w:hAnsi="Cambria Math"/>
+                          <w:i/>
+                          <w:color w:val="000000"/>
+                        </w:rPr>
+                      </m:ctrlPr>
+                    </m:sSubSupPr>
+                    <m:e>
+                      <m:r>
+                        <w:rPr>
+                          <w:rFonts w:ascii="Cambria Math" w:hAnsi="Cambria Math"/>
+                          <w:color w:val="000000"/>
+                        </w:rPr>
+                        <m:t>β</m:t>
+                      </m:r>
+                    </m:e>
+                    <m:sub>
+                      <m:r>
+                        <w:rPr>
+                          <w:rFonts w:ascii="Cambria Math" w:hAnsi="Cambria Math"/>
+                          <w:color w:val="000000"/>
+                        </w:rPr>
+                        <m:t>z</m:t>
+                      </m:r>
+                    </m:sub>
+                    <m:sup>
+                      <m:r>
+                        <w:rPr>
+                          <w:rFonts w:ascii="Cambria Math" w:hAnsi="Cambria Math"/>
+                          <w:color w:val="000000"/>
+                        </w:rPr>
+                        <m:t>'</m:t>
+                      </m:r>
+                    </m:sup>
+                  </m:sSubSup>
+                </m:num>
+                <m:den>
+                  <m:sSub>
+                    <m:sSubPr>
+                      <m:ctrlPr>
+                        <w:rPr>
+                          <w:rFonts w:ascii="Cambria Math" w:hAnsi="Cambria Math"/>
+                          <w:i/>
+                          <w:color w:val="000000"/>
+                        </w:rPr>
+                      </m:ctrlPr>
+                    </m:sSubPr>
+                    <m:e>
+                      <m:r>
+                        <w:rPr>
+                          <w:rFonts w:ascii="Cambria Math" w:hAnsi="Cambria Math"/>
+                          <w:color w:val="000000"/>
+                        </w:rPr>
+                        <m:t>m</m:t>
+                      </m:r>
+                    </m:e>
+                    <m:sub>
+                      <m:r>
+                        <w:rPr>
+                          <w:rFonts w:ascii="Cambria Math" w:hAnsi="Cambria Math"/>
+                          <w:color w:val="000000"/>
+                        </w:rPr>
+                        <m:t>0</m:t>
+                      </m:r>
+                    </m:sub>
+                  </m:sSub>
+                  <m:r>
+                    <w:rPr>
+                      <w:rFonts w:ascii="Cambria Math" w:hAnsi="Cambria Math"/>
+                      <w:color w:val="000000"/>
+                    </w:rPr>
+                    <m:t>c</m:t>
+                  </m:r>
+                </m:den>
+              </m:f>
+              <m:r>
+                <w:rPr>
+                  <w:rFonts w:ascii="Cambria Math" w:hAnsi="Cambria Math"/>
+                  <w:color w:val="000000"/>
+                </w:rPr>
+                <m:t>#</m:t>
+              </m:r>
+              <m:d>
+                <m:dPr>
+                  <m:ctrlPr>
+                    <w:rPr>
+                      <w:rFonts w:ascii="Cambria Math" w:hAnsi="Cambria Math"/>
+                      <w:i/>
+                      <w:noProof/>
+                      <w:szCs w:val="20"/>
+                    </w:rPr>
+                  </m:ctrlPr>
+                </m:dPr>
+                <m:e>
+                  <m:r>
+                    <w:rPr>
+                      <w:rFonts w:ascii="Cambria Math" w:hAnsi="Cambria Math"/>
+                      <w:i/>
+                      <w:noProof/>
+                      <w:szCs w:val="20"/>
+                    </w:rPr>
+                    <w:fldChar w:fldCharType="begin"/>
+                  </m:r>
+                  <m:r>
+                    <m:rPr>
+                      <m:sty m:val="p"/>
+                    </m:rPr>
+                    <w:rPr>
+                      <w:rFonts w:ascii="Cambria Math" w:hAnsi="Cambria Math"/>
+                      <w:noProof/>
+                      <w:szCs w:val="20"/>
+                    </w:rPr>
+                    <m:t xml:space="preserve"> SEQ equation </m:t>
+                  </m:r>
+                  <m:r>
+                    <w:rPr>
+                      <w:rFonts w:ascii="Cambria Math" w:hAnsi="Cambria Math"/>
+                      <w:i/>
+                      <w:noProof/>
+                      <w:szCs w:val="20"/>
+                    </w:rPr>
+                    <w:fldChar w:fldCharType="separate"/>
+                  </m:r>
+                  <m:r>
+                    <m:rPr>
+                      <m:sty m:val="p"/>
+                    </m:rPr>
+                    <w:rPr>
+                      <w:rFonts w:ascii="Cambria Math" w:hAnsi="Cambria Math"/>
+                      <w:noProof/>
+                      <w:szCs w:val="20"/>
+                    </w:rPr>
+                    <m:t>21</m:t>
+                  </m:r>
+                  <m:r>
+                    <w:rPr>
+                      <w:rFonts w:ascii="Cambria Math" w:hAnsi="Cambria Math"/>
+                      <w:i/>
+                      <w:noProof/>
+                      <w:szCs w:val="20"/>
+                    </w:rPr>
+                    <w:fldChar w:fldCharType="end"/>
+                  </m:r>
+                </m:e>
+              </m:d>
+            </m:e>
+          </m:eqArr>
         </m:oMath>
       </m:oMathPara>
     </w:p>
     <w:p>
       <w:pPr>
         <w:rPr>
+          <w:color w:val="000000"/>
+        </w:rPr>
+      </w:pPr>
+      <m:oMathPara>
+        <m:oMath>
+          <m:eqArr>
+            <m:eqArrPr>
+              <m:maxDist m:val="1"/>
+              <m:ctrlPr>
+                <w:rPr>
+                  <w:rFonts w:ascii="Cambria Math" w:hAnsi="Cambria Math"/>
+                  <w:i/>
+                  <w:color w:val="000000"/>
+                </w:rPr>
+              </m:ctrlPr>
+            </m:eqArrPr>
+            <m:e>
+              <m:f>
+                <m:fPr>
+                  <m:ctrlPr>
+                    <w:rPr>
+                      <w:rFonts w:ascii="Cambria Math" w:hAnsi="Cambria Math"/>
+                      <w:i/>
+                      <w:color w:val="000000"/>
+                    </w:rPr>
+                  </m:ctrlPr>
+                </m:fPr>
+                <m:num>
+                  <m:r>
+                    <w:rPr>
+                      <w:rFonts w:ascii="Cambria Math" w:hAnsi="Cambria Math"/>
+                      <w:color w:val="000000"/>
+                    </w:rPr>
+                    <m:t>d</m:t>
+                  </m:r>
+                </m:num>
+                <m:den>
+                  <m:r>
+                    <w:rPr>
+                      <w:rFonts w:ascii="Cambria Math" w:hAnsi="Cambria Math"/>
+                      <w:color w:val="000000"/>
+                    </w:rPr>
+                    <m:t>d</m:t>
+                  </m:r>
+                  <m:sSup>
+                    <m:sSupPr>
+                      <m:ctrlPr>
+                        <w:rPr>
+                          <w:rFonts w:ascii="Cambria Math" w:hAnsi="Cambria Math"/>
+                          <w:i/>
+                          <w:color w:val="000000"/>
+                        </w:rPr>
+                      </m:ctrlPr>
+                    </m:sSupPr>
+                    <m:e>
+                      <m:r>
+                        <w:rPr>
+                          <w:rFonts w:ascii="Cambria Math" w:hAnsi="Cambria Math"/>
+                          <w:color w:val="000000"/>
+                        </w:rPr>
+                        <m:t>t</m:t>
+                      </m:r>
+                    </m:e>
+                    <m:sup>
+                      <m:r>
+                        <w:rPr>
+                          <w:rFonts w:ascii="Cambria Math" w:hAnsi="Cambria Math"/>
+                          <w:color w:val="000000"/>
+                        </w:rPr>
+                        <m:t>'</m:t>
+                      </m:r>
+                    </m:sup>
+                  </m:sSup>
+                </m:den>
+              </m:f>
+              <m:d>
+                <m:dPr>
+                  <m:ctrlPr>
+                    <w:rPr>
+                      <w:rFonts w:ascii="Cambria Math" w:hAnsi="Cambria Math"/>
+                      <w:i/>
+                      <w:color w:val="000000"/>
+                    </w:rPr>
+                  </m:ctrlPr>
+                </m:dPr>
+                <m:e>
+                  <m:sSup>
+                    <m:sSupPr>
+                      <m:ctrlPr>
+                        <w:rPr>
+                          <w:rFonts w:ascii="Cambria Math" w:hAnsi="Cambria Math"/>
+                          <w:i/>
+                          <w:color w:val="000000"/>
+                        </w:rPr>
+                      </m:ctrlPr>
+                    </m:sSupPr>
+                    <m:e>
+                      <m:r>
+                        <w:rPr>
+                          <w:rFonts w:ascii="Cambria Math" w:hAnsi="Cambria Math"/>
+                          <w:color w:val="000000"/>
+                        </w:rPr>
+                        <m:t>γ</m:t>
+                      </m:r>
+                    </m:e>
+                    <m:sup>
+                      <m:r>
+                        <w:rPr>
+                          <w:rFonts w:ascii="Cambria Math" w:hAnsi="Cambria Math"/>
+                          <w:color w:val="000000"/>
+                        </w:rPr>
+                        <m:t>'</m:t>
+                      </m:r>
+                    </m:sup>
+                  </m:sSup>
+                  <m:sSubSup>
+                    <m:sSubSupPr>
+                      <m:ctrlPr>
+                        <w:rPr>
+                          <w:rFonts w:ascii="Cambria Math" w:hAnsi="Cambria Math"/>
+                          <w:i/>
+                          <w:color w:val="000000"/>
+                        </w:rPr>
+                      </m:ctrlPr>
+                    </m:sSubSupPr>
+                    <m:e>
+                      <m:r>
+                        <w:rPr>
+                          <w:rFonts w:ascii="Cambria Math" w:hAnsi="Cambria Math"/>
+                          <w:color w:val="000000"/>
+                        </w:rPr>
+                        <m:t>β</m:t>
+                      </m:r>
+                    </m:e>
+                    <m:sub>
+                      <m:r>
+                        <w:rPr>
+                          <w:rFonts w:ascii="Cambria Math" w:hAnsi="Cambria Math"/>
+                          <w:color w:val="000000"/>
+                        </w:rPr>
+                        <m:t>z</m:t>
+                      </m:r>
+                    </m:sub>
+                    <m:sup>
+                      <m:r>
+                        <w:rPr>
+                          <w:rFonts w:ascii="Cambria Math" w:hAnsi="Cambria Math"/>
+                          <w:color w:val="000000"/>
+                        </w:rPr>
+                        <m:t>'</m:t>
+                      </m:r>
+                    </m:sup>
+                  </m:sSubSup>
+                </m:e>
+              </m:d>
+              <m:r>
+                <w:rPr>
+                  <w:rFonts w:ascii="Cambria Math" w:hAnsi="Cambria Math"/>
+                  <w:color w:val="000000"/>
+                </w:rPr>
+                <m:t>=</m:t>
+              </m:r>
+              <m:r>
+                <m:rPr>
+                  <m:sty m:val="p"/>
+                </m:rPr>
+                <w:rPr>
+                  <w:rFonts w:ascii="Cambria Math" w:hAnsi="Cambria Math"/>
+                  <w:color w:val="000000"/>
+                </w:rPr>
+                <m:t>Ω</m:t>
+              </m:r>
+              <m:d>
+                <m:dPr>
+                  <m:ctrlPr>
+                    <w:rPr>
+                      <w:rFonts w:ascii="Cambria Math" w:hAnsi="Cambria Math"/>
+                      <w:i/>
+                      <w:color w:val="000000"/>
+                    </w:rPr>
+                  </m:ctrlPr>
+                </m:dPr>
+                <m:e>
+                  <m:f>
+                    <m:fPr>
+                      <m:ctrlPr>
+                        <w:rPr>
+                          <w:rFonts w:ascii="Cambria Math" w:hAnsi="Cambria Math"/>
+                          <w:i/>
+                          <w:color w:val="000000"/>
+                        </w:rPr>
+                      </m:ctrlPr>
+                    </m:fPr>
+                    <m:num>
+                      <m:sSub>
+                        <m:sSubPr>
+                          <m:ctrlPr>
+                            <w:rPr>
+                              <w:rFonts w:ascii="Cambria Math" w:hAnsi="Cambria Math"/>
+                              <w:i/>
+                              <w:color w:val="000000"/>
+                            </w:rPr>
+                          </m:ctrlPr>
+                        </m:sSubPr>
+                        <m:e>
+                          <m:r>
+                            <w:rPr>
+                              <w:rFonts w:ascii="Cambria Math" w:hAnsi="Cambria Math"/>
+                              <w:color w:val="000000"/>
+                            </w:rPr>
+                            <m:t>E</m:t>
+                          </m:r>
+                        </m:e>
+                        <m:sub>
+                          <m:r>
+                            <w:rPr>
+                              <w:rFonts w:ascii="Cambria Math" w:hAnsi="Cambria Math"/>
+                              <w:color w:val="000000"/>
+                            </w:rPr>
+                            <m:t>0</m:t>
+                          </m:r>
+                        </m:sub>
+                      </m:sSub>
+                    </m:num>
+                    <m:den>
+                      <m:r>
+                        <w:rPr>
+                          <w:rFonts w:ascii="Cambria Math" w:hAnsi="Cambria Math"/>
+                          <w:color w:val="000000"/>
+                        </w:rPr>
+                        <m:t>c</m:t>
+                      </m:r>
+                      <m:sSub>
+                        <m:sSubPr>
+                          <m:ctrlPr>
+                            <w:rPr>
+                              <w:rFonts w:ascii="Cambria Math" w:hAnsi="Cambria Math"/>
+                              <w:i/>
+                              <w:color w:val="000000"/>
+                            </w:rPr>
+                          </m:ctrlPr>
+                        </m:sSubPr>
+                        <m:e>
+                          <m:r>
+                            <w:rPr>
+                              <w:rFonts w:ascii="Cambria Math" w:hAnsi="Cambria Math"/>
+                              <w:color w:val="000000"/>
+                            </w:rPr>
+                            <m:t>B</m:t>
+                          </m:r>
+                        </m:e>
+                        <m:sub>
+                          <m:r>
+                            <w:rPr>
+                              <w:rFonts w:ascii="Cambria Math" w:hAnsi="Cambria Math"/>
+                              <w:color w:val="000000"/>
+                            </w:rPr>
+                            <m:t>0</m:t>
+                          </m:r>
+                        </m:sub>
+                      </m:sSub>
+                    </m:den>
+                  </m:f>
+                  <m:acc>
+                    <m:accPr>
+                      <m:ctrlPr>
+                        <w:rPr>
+                          <w:rFonts w:ascii="Cambria Math" w:hAnsi="Cambria Math"/>
+                          <w:i/>
+                          <w:color w:val="000000"/>
+                        </w:rPr>
+                      </m:ctrlPr>
+                    </m:accPr>
+                    <m:e>
+                      <m:r>
+                        <w:rPr>
+                          <w:rFonts w:ascii="Cambria Math" w:hAnsi="Cambria Math"/>
+                          <w:color w:val="000000"/>
+                        </w:rPr>
+                        <m:t>z</m:t>
+                      </m:r>
+                    </m:e>
+                  </m:acc>
+                  <m:r>
+                    <w:rPr>
+                      <w:rFonts w:ascii="Cambria Math" w:hAnsi="Cambria Math"/>
+                      <w:color w:val="000000"/>
+                    </w:rPr>
+                    <m:t>+</m:t>
+                  </m:r>
+                  <m:sSubSup>
+                    <m:sSubSupPr>
+                      <m:ctrlPr>
+                        <w:rPr>
+                          <w:rFonts w:ascii="Cambria Math" w:hAnsi="Cambria Math"/>
+                          <w:i/>
+                          <w:color w:val="000000"/>
+                        </w:rPr>
+                      </m:ctrlPr>
+                    </m:sSubSupPr>
+                    <m:e>
+                      <m:r>
+                        <w:rPr>
+                          <w:rFonts w:ascii="Cambria Math" w:hAnsi="Cambria Math"/>
+                          <w:color w:val="000000"/>
+                        </w:rPr>
+                        <m:t>β</m:t>
+                      </m:r>
+                    </m:e>
+                    <m:sub>
+                      <m:r>
+                        <w:rPr>
+                          <w:rFonts w:ascii="Cambria Math" w:hAnsi="Cambria Math"/>
+                          <w:color w:val="000000"/>
+                        </w:rPr>
+                        <m:t>⊥</m:t>
+                      </m:r>
+                    </m:sub>
+                    <m:sup>
+                      <m:r>
+                        <w:rPr>
+                          <w:rFonts w:ascii="Cambria Math" w:hAnsi="Cambria Math"/>
+                          <w:color w:val="000000"/>
+                        </w:rPr>
+                        <m:t>'</m:t>
+                      </m:r>
+                    </m:sup>
+                  </m:sSubSup>
+                  <m:r>
+                    <w:rPr>
+                      <w:rFonts w:ascii="Cambria Math" w:hAnsi="Cambria Math"/>
+                      <w:color w:val="000000"/>
+                    </w:rPr>
+                    <m:t>×</m:t>
+                  </m:r>
+                  <m:f>
+                    <m:fPr>
+                      <m:ctrlPr>
+                        <w:rPr>
+                          <w:rFonts w:ascii="Cambria Math" w:hAnsi="Cambria Math"/>
+                          <w:i/>
+                          <w:color w:val="000000"/>
+                        </w:rPr>
+                      </m:ctrlPr>
+                    </m:fPr>
+                    <m:num>
+                      <m:sSubSup>
+                        <m:sSubSupPr>
+                          <m:ctrlPr>
+                            <w:rPr>
+                              <w:rFonts w:ascii="Cambria Math" w:hAnsi="Cambria Math"/>
+                              <w:i/>
+                              <w:color w:val="000000"/>
+                            </w:rPr>
+                          </m:ctrlPr>
+                        </m:sSubSupPr>
+                        <m:e>
+                          <m:r>
+                            <w:rPr>
+                              <w:rFonts w:ascii="Cambria Math" w:hAnsi="Cambria Math"/>
+                              <w:color w:val="000000"/>
+                            </w:rPr>
+                            <m:t>B</m:t>
+                          </m:r>
+                        </m:e>
+                        <m:sub>
+                          <m:r>
+                            <w:rPr>
+                              <w:rFonts w:ascii="Cambria Math" w:hAnsi="Cambria Math"/>
+                              <w:color w:val="000000"/>
+                            </w:rPr>
+                            <m:t>⊥</m:t>
+                          </m:r>
+                        </m:sub>
+                        <m:sup>
+                          <m:r>
+                            <w:rPr>
+                              <w:rFonts w:ascii="Cambria Math" w:hAnsi="Cambria Math"/>
+                              <w:color w:val="000000"/>
+                            </w:rPr>
+                            <m:t>'</m:t>
+                          </m:r>
+                        </m:sup>
+                      </m:sSubSup>
+                    </m:num>
+                    <m:den>
+                      <m:sSub>
+                        <m:sSubPr>
+                          <m:ctrlPr>
+                            <w:rPr>
+                              <w:rFonts w:ascii="Cambria Math" w:hAnsi="Cambria Math"/>
+                              <w:i/>
+                              <w:color w:val="000000"/>
+                            </w:rPr>
+                          </m:ctrlPr>
+                        </m:sSubPr>
+                        <m:e>
+                          <m:r>
+                            <w:rPr>
+                              <w:rFonts w:ascii="Cambria Math" w:hAnsi="Cambria Math"/>
+                              <w:color w:val="000000"/>
+                            </w:rPr>
+                            <m:t>B</m:t>
+                          </m:r>
+                        </m:e>
+                        <m:sub>
+                          <m:r>
+                            <w:rPr>
+                              <w:rFonts w:ascii="Cambria Math" w:hAnsi="Cambria Math"/>
+                              <w:color w:val="000000"/>
+                            </w:rPr>
+                            <m:t>0</m:t>
+                          </m:r>
+                        </m:sub>
+                      </m:sSub>
+                    </m:den>
+                  </m:f>
+                </m:e>
+              </m:d>
+              <m:r>
+                <w:rPr>
+                  <w:rFonts w:ascii="Cambria Math" w:hAnsi="Cambria Math"/>
+                  <w:color w:val="000000"/>
+                </w:rPr>
+                <m:t>#</m:t>
+              </m:r>
+              <w:bookmarkStart w:id="14" w:name="eq_dxi_z_2"/>
+              <m:d>
+                <m:dPr>
+                  <m:ctrlPr>
+                    <w:rPr>
+                      <w:rFonts w:ascii="Cambria Math" w:hAnsi="Cambria Math"/>
+                      <w:i/>
+                      <w:noProof/>
+                      <w:szCs w:val="20"/>
+                    </w:rPr>
+                  </m:ctrlPr>
+                </m:dPr>
+                <m:e>
+                  <m:r>
+                    <w:rPr>
+                      <w:rFonts w:ascii="Cambria Math" w:hAnsi="Cambria Math"/>
+                      <w:i/>
+                      <w:noProof/>
+                      <w:szCs w:val="20"/>
+                    </w:rPr>
+                    <w:fldChar w:fldCharType="begin"/>
+                  </m:r>
+                  <m:r>
+                    <m:rPr>
+                      <m:sty m:val="p"/>
+                    </m:rPr>
+                    <w:rPr>
+                      <w:rFonts w:ascii="Cambria Math" w:hAnsi="Cambria Math"/>
+                      <w:noProof/>
+                      <w:szCs w:val="20"/>
+                    </w:rPr>
+                    <m:t xml:space="preserve"> SEQ equation </m:t>
+                  </m:r>
+                  <m:r>
+                    <w:rPr>
+                      <w:rFonts w:ascii="Cambria Math" w:hAnsi="Cambria Math"/>
+                      <w:i/>
+                      <w:noProof/>
+                      <w:szCs w:val="20"/>
+                    </w:rPr>
+                    <w:fldChar w:fldCharType="separate"/>
+                  </m:r>
+                  <m:r>
+                    <m:rPr>
+                      <m:sty m:val="p"/>
+                    </m:rPr>
+                    <w:rPr>
+                      <w:rFonts w:ascii="Cambria Math" w:hAnsi="Cambria Math"/>
+                      <w:noProof/>
+                      <w:szCs w:val="20"/>
+                    </w:rPr>
+                    <m:t>22</m:t>
+                  </m:r>
+                  <m:r>
+                    <w:rPr>
+                      <w:rFonts w:ascii="Cambria Math" w:hAnsi="Cambria Math"/>
+                      <w:i/>
+                      <w:noProof/>
+                      <w:szCs w:val="20"/>
+                    </w:rPr>
+                    <w:fldChar w:fldCharType="end"/>
+                  </m:r>
+                </m:e>
+              </m:d>
+              <w:bookmarkEnd w:id="14"/>
+            </m:e>
+          </m:eqArr>
+        </m:oMath>
+      </m:oMathPara>
+    </w:p>
+    <w:p>
+      <w:pPr>
+        <w:rPr>
+          <w:color w:val="000000"/>
+        </w:rPr>
+      </w:pPr>
+      <m:oMathPara>
+        <m:oMath>
+          <m:eqArr>
+            <m:eqArrPr>
+              <m:maxDist m:val="1"/>
+              <m:ctrlPr>
+                <w:rPr>
+                  <w:rFonts w:ascii="Cambria Math" w:hAnsi="Cambria Math"/>
+                  <w:i/>
+                  <w:color w:val="000000"/>
+                </w:rPr>
+              </m:ctrlPr>
+            </m:eqArrPr>
+            <m:e>
+              <m:f>
+                <m:fPr>
+                  <m:ctrlPr>
+                    <w:rPr>
+                      <w:rFonts w:ascii="Cambria Math" w:hAnsi="Cambria Math"/>
+                      <w:i/>
+                      <w:color w:val="000000"/>
+                    </w:rPr>
+                  </m:ctrlPr>
+                </m:fPr>
+                <m:num>
+                  <m:r>
+                    <w:rPr>
+                      <w:rFonts w:ascii="Cambria Math" w:hAnsi="Cambria Math"/>
+                      <w:color w:val="000000"/>
+                    </w:rPr>
+                    <m:t>d</m:t>
+                  </m:r>
+                </m:num>
+                <m:den>
+                  <m:r>
+                    <w:rPr>
+                      <w:rFonts w:ascii="Cambria Math" w:hAnsi="Cambria Math"/>
+                      <w:color w:val="000000"/>
+                    </w:rPr>
+                    <m:t>d</m:t>
+                  </m:r>
+                  <m:sSup>
+                    <m:sSupPr>
+                      <m:ctrlPr>
+                        <w:rPr>
+                          <w:rFonts w:ascii="Cambria Math" w:hAnsi="Cambria Math"/>
+                          <w:i/>
+                          <w:color w:val="000000"/>
+                        </w:rPr>
+                      </m:ctrlPr>
+                    </m:sSupPr>
+                    <m:e>
+                      <m:r>
+                        <w:rPr>
+                          <w:rFonts w:ascii="Cambria Math" w:hAnsi="Cambria Math"/>
+                          <w:color w:val="000000"/>
+                        </w:rPr>
+                        <m:t>t</m:t>
+                      </m:r>
+                    </m:e>
+                    <m:sup>
+                      <m:r>
+                        <w:rPr>
+                          <w:rFonts w:ascii="Cambria Math" w:hAnsi="Cambria Math"/>
+                          <w:color w:val="000000"/>
+                        </w:rPr>
+                        <m:t>'</m:t>
+                      </m:r>
+                    </m:sup>
+                  </m:sSup>
+                </m:den>
+              </m:f>
+              <m:d>
+                <m:dPr>
+                  <m:ctrlPr>
+                    <w:rPr>
+                      <w:rFonts w:ascii="Cambria Math" w:hAnsi="Cambria Math"/>
+                      <w:i/>
+                      <w:color w:val="000000"/>
+                    </w:rPr>
+                  </m:ctrlPr>
+                </m:dPr>
+                <m:e>
+                  <m:sSup>
+                    <m:sSupPr>
+                      <m:ctrlPr>
+                        <w:rPr>
+                          <w:rFonts w:ascii="Cambria Math" w:hAnsi="Cambria Math"/>
+                          <w:i/>
+                          <w:color w:val="000000"/>
+                        </w:rPr>
+                      </m:ctrlPr>
+                    </m:sSupPr>
+                    <m:e>
+                      <m:r>
+                        <w:rPr>
+                          <w:rFonts w:ascii="Cambria Math" w:hAnsi="Cambria Math"/>
+                          <w:color w:val="000000"/>
+                        </w:rPr>
+                        <m:t>γ</m:t>
+                      </m:r>
+                    </m:e>
+                    <m:sup>
+                      <m:r>
+                        <w:rPr>
+                          <w:rFonts w:ascii="Cambria Math" w:hAnsi="Cambria Math"/>
+                          <w:color w:val="000000"/>
+                        </w:rPr>
+                        <m:t>'</m:t>
+                      </m:r>
+                    </m:sup>
+                  </m:sSup>
+                  <m:sSubSup>
+                    <m:sSubSupPr>
+                      <m:ctrlPr>
+                        <w:rPr>
+                          <w:rFonts w:ascii="Cambria Math" w:hAnsi="Cambria Math"/>
+                          <w:i/>
+                          <w:color w:val="000000"/>
+                        </w:rPr>
+                      </m:ctrlPr>
+                    </m:sSubSupPr>
+                    <m:e>
+                      <m:r>
+                        <w:rPr>
+                          <w:rFonts w:ascii="Cambria Math" w:hAnsi="Cambria Math"/>
+                          <w:color w:val="000000"/>
+                        </w:rPr>
+                        <m:t>β</m:t>
+                      </m:r>
+                    </m:e>
+                    <m:sub>
+                      <m:r>
+                        <w:rPr>
+                          <w:rFonts w:ascii="Cambria Math" w:hAnsi="Cambria Math"/>
+                          <w:color w:val="000000"/>
+                        </w:rPr>
+                        <m:t>⊥</m:t>
+                      </m:r>
+                    </m:sub>
+                    <m:sup>
+                      <m:r>
+                        <w:rPr>
+                          <w:rFonts w:ascii="Cambria Math" w:hAnsi="Cambria Math"/>
+                          <w:color w:val="000000"/>
+                        </w:rPr>
+                        <m:t>'</m:t>
+                      </m:r>
+                    </m:sup>
+                  </m:sSubSup>
+                </m:e>
+              </m:d>
+              <m:r>
+                <w:rPr>
+                  <w:rFonts w:ascii="Cambria Math" w:hAnsi="Cambria Math"/>
+                  <w:color w:val="000000"/>
+                </w:rPr>
+                <m:t>=</m:t>
+              </m:r>
+              <m:r>
+                <m:rPr>
+                  <m:sty m:val="p"/>
+                </m:rPr>
+                <w:rPr>
+                  <w:rFonts w:ascii="Cambria Math" w:hAnsi="Cambria Math"/>
+                  <w:color w:val="000000"/>
+                </w:rPr>
+                <m:t>Ω</m:t>
+              </m:r>
+              <m:d>
+                <m:dPr>
+                  <m:ctrlPr>
+                    <w:rPr>
+                      <w:rFonts w:ascii="Cambria Math" w:hAnsi="Cambria Math"/>
+                      <w:i/>
+                      <w:color w:val="000000"/>
+                    </w:rPr>
+                  </m:ctrlPr>
+                </m:dPr>
+                <m:e>
+                  <m:sSubSup>
+                    <m:sSubSupPr>
+                      <m:ctrlPr>
+                        <w:rPr>
+                          <w:rFonts w:ascii="Cambria Math" w:hAnsi="Cambria Math"/>
+                          <w:i/>
+                          <w:color w:val="000000"/>
+                        </w:rPr>
+                      </m:ctrlPr>
+                    </m:sSubSupPr>
+                    <m:e>
+                      <m:r>
+                        <w:rPr>
+                          <w:rFonts w:ascii="Cambria Math" w:hAnsi="Cambria Math"/>
+                          <w:color w:val="000000"/>
+                        </w:rPr>
+                        <m:t>β</m:t>
+                      </m:r>
+                    </m:e>
+                    <m:sub>
+                      <m:r>
+                        <w:rPr>
+                          <w:rFonts w:ascii="Cambria Math" w:hAnsi="Cambria Math"/>
+                          <w:color w:val="000000"/>
+                        </w:rPr>
+                        <m:t>⊥</m:t>
+                      </m:r>
+                    </m:sub>
+                    <m:sup>
+                      <m:r>
+                        <w:rPr>
+                          <w:rFonts w:ascii="Cambria Math" w:hAnsi="Cambria Math"/>
+                          <w:color w:val="000000"/>
+                        </w:rPr>
+                        <m:t>'</m:t>
+                      </m:r>
+                    </m:sup>
+                  </m:sSubSup>
+                  <m:r>
+                    <w:rPr>
+                      <w:rFonts w:ascii="Cambria Math" w:hAnsi="Cambria Math"/>
+                      <w:color w:val="000000"/>
+                    </w:rPr>
+                    <m:t>×</m:t>
+                  </m:r>
+                  <m:acc>
+                    <m:accPr>
+                      <m:ctrlPr>
+                        <w:rPr>
+                          <w:rFonts w:ascii="Cambria Math" w:hAnsi="Cambria Math"/>
+                          <w:i/>
+                          <w:color w:val="000000"/>
+                        </w:rPr>
+                      </m:ctrlPr>
+                    </m:accPr>
+                    <m:e>
+                      <m:r>
+                        <w:rPr>
+                          <w:rFonts w:ascii="Cambria Math" w:hAnsi="Cambria Math"/>
+                          <w:color w:val="000000"/>
+                        </w:rPr>
+                        <m:t>z</m:t>
+                      </m:r>
+                    </m:e>
+                  </m:acc>
+                  <m:r>
+                    <w:rPr>
+                      <w:rFonts w:ascii="Cambria Math" w:hAnsi="Cambria Math"/>
+                      <w:color w:val="000000"/>
+                    </w:rPr>
+                    <m:t>+</m:t>
+                  </m:r>
+                  <m:sSubSup>
+                    <m:sSubSupPr>
+                      <m:ctrlPr>
+                        <w:rPr>
+                          <w:rFonts w:ascii="Cambria Math" w:hAnsi="Cambria Math"/>
+                          <w:i/>
+                          <w:color w:val="000000"/>
+                        </w:rPr>
+                      </m:ctrlPr>
+                    </m:sSubSupPr>
+                    <m:e>
+                      <m:r>
+                        <w:rPr>
+                          <w:rFonts w:ascii="Cambria Math" w:hAnsi="Cambria Math"/>
+                          <w:color w:val="000000"/>
+                        </w:rPr>
+                        <m:t>β</m:t>
+                      </m:r>
+                    </m:e>
+                    <m:sub>
+                      <m:r>
+                        <w:rPr>
+                          <w:rFonts w:ascii="Cambria Math" w:hAnsi="Cambria Math"/>
+                          <w:color w:val="000000"/>
+                        </w:rPr>
+                        <m:t>z</m:t>
+                      </m:r>
+                    </m:sub>
+                    <m:sup>
+                      <m:r>
+                        <w:rPr>
+                          <w:rFonts w:ascii="Cambria Math" w:hAnsi="Cambria Math"/>
+                          <w:color w:val="000000"/>
+                        </w:rPr>
+                        <m:t>'</m:t>
+                      </m:r>
+                    </m:sup>
+                  </m:sSubSup>
+                  <m:acc>
+                    <m:accPr>
+                      <m:ctrlPr>
+                        <w:rPr>
+                          <w:rFonts w:ascii="Cambria Math" w:hAnsi="Cambria Math"/>
+                          <w:i/>
+                          <w:color w:val="000000"/>
+                        </w:rPr>
+                      </m:ctrlPr>
+                    </m:accPr>
+                    <m:e>
+                      <m:r>
+                        <w:rPr>
+                          <w:rFonts w:ascii="Cambria Math" w:hAnsi="Cambria Math"/>
+                          <w:color w:val="000000"/>
+                        </w:rPr>
+                        <m:t>z</m:t>
+                      </m:r>
+                    </m:e>
+                  </m:acc>
+                  <m:r>
+                    <w:rPr>
+                      <w:rFonts w:ascii="Cambria Math" w:hAnsi="Cambria Math"/>
+                      <w:color w:val="000000"/>
+                    </w:rPr>
+                    <m:t>×</m:t>
+                  </m:r>
+                  <m:f>
+                    <m:fPr>
+                      <m:ctrlPr>
+                        <w:rPr>
+                          <w:rFonts w:ascii="Cambria Math" w:hAnsi="Cambria Math"/>
+                          <w:i/>
+                          <w:color w:val="000000"/>
+                        </w:rPr>
+                      </m:ctrlPr>
+                    </m:fPr>
+                    <m:num>
+                      <m:sSubSup>
+                        <m:sSubSupPr>
+                          <m:ctrlPr>
+                            <w:rPr>
+                              <w:rFonts w:ascii="Cambria Math" w:hAnsi="Cambria Math"/>
+                              <w:i/>
+                              <w:color w:val="000000"/>
+                            </w:rPr>
+                          </m:ctrlPr>
+                        </m:sSubSupPr>
+                        <m:e>
+                          <m:r>
+                            <w:rPr>
+                              <w:rFonts w:ascii="Cambria Math" w:hAnsi="Cambria Math"/>
+                              <w:color w:val="000000"/>
+                            </w:rPr>
+                            <m:t>B</m:t>
+                          </m:r>
+                        </m:e>
+                        <m:sub>
+                          <m:r>
+                            <w:rPr>
+                              <w:rFonts w:ascii="Cambria Math" w:hAnsi="Cambria Math"/>
+                              <w:color w:val="000000"/>
+                            </w:rPr>
+                            <m:t>⊥</m:t>
+                          </m:r>
+                        </m:sub>
+                        <m:sup>
+                          <m:r>
+                            <w:rPr>
+                              <w:rFonts w:ascii="Cambria Math" w:hAnsi="Cambria Math"/>
+                              <w:color w:val="000000"/>
+                            </w:rPr>
+                            <m:t>'</m:t>
+                          </m:r>
+                        </m:sup>
+                      </m:sSubSup>
+                    </m:num>
+                    <m:den>
+                      <m:sSub>
+                        <m:sSubPr>
+                          <m:ctrlPr>
+                            <w:rPr>
+                              <w:rFonts w:ascii="Cambria Math" w:hAnsi="Cambria Math"/>
+                              <w:i/>
+                              <w:color w:val="000000"/>
+                            </w:rPr>
+                          </m:ctrlPr>
+                        </m:sSubPr>
+                        <m:e>
+                          <m:r>
+                            <w:rPr>
+                              <w:rFonts w:ascii="Cambria Math" w:hAnsi="Cambria Math"/>
+                              <w:color w:val="000000"/>
+                            </w:rPr>
+                            <m:t>B</m:t>
+                          </m:r>
+                        </m:e>
+                        <m:sub>
+                          <m:r>
+                            <w:rPr>
+                              <w:rFonts w:ascii="Cambria Math" w:hAnsi="Cambria Math"/>
+                              <w:color w:val="000000"/>
+                            </w:rPr>
+                            <m:t>0</m:t>
+                          </m:r>
+                        </m:sub>
+                      </m:sSub>
+                    </m:den>
+                  </m:f>
+                </m:e>
+              </m:d>
+              <m:r>
+                <w:rPr>
+                  <w:rFonts w:ascii="Cambria Math" w:hAnsi="Cambria Math"/>
+                  <w:color w:val="000000"/>
+                </w:rPr>
+                <m:t>#</m:t>
+              </m:r>
+              <w:bookmarkStart w:id="15" w:name="eq_dxi_perp_2"/>
+              <m:d>
+                <m:dPr>
+                  <m:ctrlPr>
+                    <w:rPr>
+                      <w:rFonts w:ascii="Cambria Math" w:hAnsi="Cambria Math"/>
+                      <w:i/>
+                      <w:noProof/>
+                      <w:szCs w:val="20"/>
+                    </w:rPr>
+                  </m:ctrlPr>
+                </m:dPr>
+                <m:e>
+                  <m:r>
+                    <w:rPr>
+                      <w:rFonts w:ascii="Cambria Math" w:hAnsi="Cambria Math"/>
+                      <w:i/>
+                      <w:noProof/>
+                      <w:szCs w:val="20"/>
+                    </w:rPr>
+                    <w:fldChar w:fldCharType="begin"/>
+                  </m:r>
+                  <m:r>
+                    <m:rPr>
+                      <m:sty m:val="p"/>
+                    </m:rPr>
+                    <w:rPr>
+                      <w:rFonts w:ascii="Cambria Math" w:hAnsi="Cambria Math"/>
+                      <w:noProof/>
+                      <w:szCs w:val="20"/>
+                    </w:rPr>
+                    <m:t xml:space="preserve"> SEQ equation </m:t>
+                  </m:r>
+                  <m:r>
+                    <w:rPr>
+                      <w:rFonts w:ascii="Cambria Math" w:hAnsi="Cambria Math"/>
+                      <w:i/>
+                      <w:noProof/>
+                      <w:szCs w:val="20"/>
+                    </w:rPr>
+                    <w:fldChar w:fldCharType="separate"/>
+                  </m:r>
+                  <m:r>
+                    <m:rPr>
+                      <m:sty m:val="p"/>
+                    </m:rPr>
+                    <w:rPr>
+                      <w:rFonts w:ascii="Cambria Math" w:hAnsi="Cambria Math"/>
+                      <w:noProof/>
+                      <w:szCs w:val="20"/>
+                    </w:rPr>
+                    <m:t>23</m:t>
+                  </m:r>
+                  <m:r>
+                    <w:rPr>
+                      <w:rFonts w:ascii="Cambria Math" w:hAnsi="Cambria Math"/>
+                      <w:i/>
+                      <w:noProof/>
+                      <w:szCs w:val="20"/>
+                    </w:rPr>
+                    <w:fldChar w:fldCharType="end"/>
+                  </m:r>
+                </m:e>
+              </m:d>
+              <w:bookmarkEnd w:id="15"/>
+            </m:e>
+          </m:eqArr>
+        </m:oMath>
+      </m:oMathPara>
+    </w:p>
+    <w:p>
+      <w:pPr>
+        <w:rPr>
+          <w:color w:val="000000"/>
+        </w:rPr>
+      </w:pPr>
+      <w:r>
+        <w:rPr>
+          <w:color w:val="000000"/>
+        </w:rPr>
+        <w:lastRenderedPageBreak/>
+        <w:t xml:space="preserve">Here </w:t>
+      </w:r>
+      <m:oMath>
+        <m:r>
+          <m:rPr>
+            <m:sty m:val="p"/>
+          </m:rPr>
+          <w:rPr>
+            <w:rFonts w:ascii="Cambria Math" w:hAnsi="Cambria Math"/>
+            <w:color w:val="000000"/>
+          </w:rPr>
+          <m:t>Ω</m:t>
+        </m:r>
+      </m:oMath>
+      <w:r>
+        <w:rPr>
+          <w:color w:val="000000"/>
+        </w:rPr>
+        <w:t xml:space="preserve"> is the </w:t>
+      </w:r>
+      <w:r>
+        <w:rPr>
+          <w:color w:val="000000"/>
+        </w:rPr>
+        <w:t>nonrelativistic</w:t>
+      </w:r>
+      <w:r>
+        <w:rPr>
+          <w:color w:val="000000"/>
+        </w:rPr>
+        <w:t xml:space="preserve"> electron cyclotron frequency</w:t>
+      </w:r>
+      <w:r>
+        <w:rPr>
+          <w:color w:val="000000"/>
+        </w:rPr>
+        <w:t xml:space="preserve"> in the lab frame</w:t>
+      </w:r>
+      <w:r>
+        <w:rPr>
+          <w:color w:val="000000"/>
+        </w:rPr>
+        <w:t xml:space="preserve"> with </w:t>
+      </w:r>
+      <m:oMath>
+        <m:r>
+          <m:rPr>
+            <m:sty m:val="p"/>
+          </m:rPr>
+          <w:rPr>
+            <w:rFonts w:ascii="Cambria Math" w:hAnsi="Cambria Math"/>
+            <w:color w:val="000000"/>
+          </w:rPr>
+          <m:t>Ω&lt;0</m:t>
+        </m:r>
+      </m:oMath>
+      <w:r>
+        <w:rPr>
+          <w:color w:val="000000"/>
+        </w:rPr>
+        <w:t>. I</w:t>
+      </w:r>
+      <w:r>
+        <w:rPr>
           <w:rFonts w:hint="eastAsia"/>
+          <w:color w:val="000000"/>
+        </w:rPr>
+        <w:t>n</w:t>
+      </w:r>
+      <w:r>
+        <w:rPr>
+          <w:color w:val="000000"/>
+        </w:rPr>
+        <w:t>troduce</w:t>
+      </w:r>
+    </w:p>
+    <w:p>
+      <w:pPr>
+        <w:jc w:val="center"/>
+        <w:rPr>
+          <w:color w:val="000000"/>
+        </w:rPr>
+      </w:pPr>
+      <m:oMathPara>
+        <m:oMath>
+          <m:eqArr>
+            <m:eqArrPr>
+              <m:maxDist m:val="1"/>
+              <m:ctrlPr>
+                <w:rPr>
+                  <w:rFonts w:ascii="Cambria Math" w:hAnsi="Cambria Math"/>
+                  <w:i/>
+                  <w:color w:val="000000"/>
+                </w:rPr>
+              </m:ctrlPr>
+            </m:eqArrPr>
+            <m:e>
+              <m:r>
+                <w:rPr>
+                  <w:rFonts w:ascii="Cambria Math" w:hAnsi="Cambria Math"/>
+                  <w:color w:val="000000"/>
+                </w:rPr>
+                <m:t>x</m:t>
+              </m:r>
+              <m:r>
+                <w:rPr>
+                  <w:rFonts w:ascii="Cambria Math" w:hAnsi="Cambria Math"/>
+                  <w:color w:val="000000"/>
+                </w:rPr>
+                <m:t>=1+</m:t>
+              </m:r>
+              <m:r>
+                <m:rPr>
+                  <m:sty m:val="p"/>
+                </m:rPr>
+                <w:rPr>
+                  <w:rFonts w:ascii="Cambria Math" w:hAnsi="Cambria Math"/>
+                  <w:color w:val="000000"/>
+                </w:rPr>
+                <m:t>α</m:t>
+              </m:r>
+              <m:sSup>
+                <m:sSupPr>
+                  <m:ctrlPr>
+                    <w:rPr>
+                      <w:rFonts w:ascii="Cambria Math" w:hAnsi="Cambria Math"/>
+                      <w:i/>
+                      <w:color w:val="000000"/>
+                    </w:rPr>
+                  </m:ctrlPr>
+                </m:sSupPr>
+                <m:e>
+                  <m:r>
+                    <w:rPr>
+                      <w:rFonts w:ascii="Cambria Math" w:hAnsi="Cambria Math"/>
+                      <w:color w:val="000000"/>
+                    </w:rPr>
+                    <m:t>γ</m:t>
+                  </m:r>
+                </m:e>
+                <m:sup>
+                  <m:r>
+                    <w:rPr>
+                      <w:rFonts w:ascii="Cambria Math" w:hAnsi="Cambria Math"/>
+                      <w:color w:val="000000"/>
+                    </w:rPr>
+                    <m:t>'</m:t>
+                  </m:r>
+                </m:sup>
+              </m:sSup>
+              <m:sSubSup>
+                <m:sSubSupPr>
+                  <m:ctrlPr>
+                    <w:rPr>
+                      <w:rFonts w:ascii="Cambria Math" w:hAnsi="Cambria Math"/>
+                      <w:i/>
+                      <w:color w:val="000000"/>
+                    </w:rPr>
+                  </m:ctrlPr>
+                </m:sSubSupPr>
+                <m:e>
+                  <m:r>
+                    <w:rPr>
+                      <w:rFonts w:ascii="Cambria Math" w:hAnsi="Cambria Math"/>
+                      <w:color w:val="000000"/>
+                    </w:rPr>
+                    <m:t>β</m:t>
+                  </m:r>
+                </m:e>
+                <m:sub>
+                  <m:r>
+                    <w:rPr>
+                      <w:rFonts w:ascii="Cambria Math" w:hAnsi="Cambria Math"/>
+                      <w:color w:val="000000"/>
+                    </w:rPr>
+                    <m:t>z</m:t>
+                  </m:r>
+                </m:sub>
+                <m:sup>
+                  <m:r>
+                    <w:rPr>
+                      <w:rFonts w:ascii="Cambria Math" w:hAnsi="Cambria Math"/>
+                      <w:color w:val="000000"/>
+                    </w:rPr>
+                    <m:t>'</m:t>
+                  </m:r>
+                </m:sup>
+              </m:sSubSup>
+              <m:r>
+                <w:rPr>
+                  <w:rFonts w:ascii="Cambria Math" w:hAnsi="Cambria Math"/>
+                  <w:color w:val="000000"/>
+                </w:rPr>
+                <m:t>#</m:t>
+              </m:r>
+              <m:d>
+                <m:dPr>
+                  <m:ctrlPr>
+                    <w:rPr>
+                      <w:rFonts w:ascii="Cambria Math" w:hAnsi="Cambria Math"/>
+                      <w:i/>
+                      <w:noProof/>
+                      <w:szCs w:val="20"/>
+                    </w:rPr>
+                  </m:ctrlPr>
+                </m:dPr>
+                <m:e>
+                  <m:r>
+                    <w:rPr>
+                      <w:rFonts w:ascii="Cambria Math" w:hAnsi="Cambria Math"/>
+                      <w:i/>
+                      <w:noProof/>
+                      <w:szCs w:val="20"/>
+                    </w:rPr>
+                    <w:fldChar w:fldCharType="begin"/>
+                  </m:r>
+                  <m:r>
+                    <m:rPr>
+                      <m:sty m:val="p"/>
+                    </m:rPr>
+                    <w:rPr>
+                      <w:rFonts w:ascii="Cambria Math" w:hAnsi="Cambria Math"/>
+                      <w:noProof/>
+                      <w:szCs w:val="20"/>
+                    </w:rPr>
+                    <m:t xml:space="preserve"> SEQ equation </m:t>
+                  </m:r>
+                  <m:r>
+                    <w:rPr>
+                      <w:rFonts w:ascii="Cambria Math" w:hAnsi="Cambria Math"/>
+                      <w:i/>
+                      <w:noProof/>
+                      <w:szCs w:val="20"/>
+                    </w:rPr>
+                    <w:fldChar w:fldCharType="separate"/>
+                  </m:r>
+                  <m:r>
+                    <m:rPr>
+                      <m:sty m:val="p"/>
+                    </m:rPr>
+                    <w:rPr>
+                      <w:rFonts w:ascii="Cambria Math" w:hAnsi="Cambria Math"/>
+                      <w:noProof/>
+                      <w:szCs w:val="20"/>
+                    </w:rPr>
+                    <m:t>24</m:t>
+                  </m:r>
+                  <m:r>
+                    <w:rPr>
+                      <w:rFonts w:ascii="Cambria Math" w:hAnsi="Cambria Math"/>
+                      <w:i/>
+                      <w:noProof/>
+                      <w:szCs w:val="20"/>
+                    </w:rPr>
+                    <w:fldChar w:fldCharType="end"/>
+                  </m:r>
+                </m:e>
+              </m:d>
+            </m:e>
+          </m:eqArr>
+        </m:oMath>
+      </m:oMathPara>
+    </w:p>
+    <w:p>
+      <w:pPr>
+        <w:rPr>
+          <w:rFonts w:hint="eastAsia"/>
+          <w:color w:val="000000"/>
+        </w:rPr>
+      </w:pPr>
+      <w:r>
+        <w:rPr>
+          <w:color w:val="000000"/>
+        </w:rPr>
+        <w:t>W</w:t>
+      </w:r>
+      <w:r>
+        <w:rPr>
+          <w:rFonts w:hint="eastAsia"/>
+          <w:color w:val="000000"/>
+        </w:rPr>
+        <w:t xml:space="preserve">here </w:t>
+      </w:r>
+      <m:oMath>
+        <m:r>
+          <m:rPr>
+            <m:sty m:val="p"/>
+          </m:rPr>
+          <w:rPr>
+            <w:rFonts w:ascii="Cambria Math" w:hAnsi="Cambria Math"/>
+            <w:color w:val="000000"/>
+          </w:rPr>
+          <m:t xml:space="preserve">α= </m:t>
+        </m:r>
+        <m:f>
+          <m:fPr>
+            <m:ctrlPr>
+              <w:rPr>
+                <w:rFonts w:ascii="Cambria Math" w:hAnsi="Cambria Math"/>
+                <w:i/>
+                <w:color w:val="000000"/>
+              </w:rPr>
+            </m:ctrlPr>
+          </m:fPr>
+          <m:num>
+            <m:r>
+              <w:rPr>
+                <w:rFonts w:ascii="Cambria Math" w:hAnsi="Cambria Math"/>
+                <w:color w:val="000000"/>
+              </w:rPr>
+              <m:t>gω</m:t>
+            </m:r>
+          </m:num>
+          <m:den>
+            <m:r>
+              <m:rPr>
+                <m:sty m:val="p"/>
+              </m:rPr>
+              <w:rPr>
+                <w:rFonts w:ascii="Cambria Math" w:hAnsi="Cambria Math"/>
+                <w:color w:val="000000"/>
+              </w:rPr>
+              <m:t>Ω</m:t>
+            </m:r>
+            <m:sSub>
+              <m:sSubPr>
+                <m:ctrlPr>
+                  <w:rPr>
+                    <w:rFonts w:ascii="Cambria Math" w:hAnsi="Cambria Math"/>
+                    <w:color w:val="000000"/>
+                  </w:rPr>
+                </m:ctrlPr>
+              </m:sSubPr>
+              <m:e>
+                <m:r>
+                  <m:rPr>
+                    <m:sty m:val="p"/>
+                  </m:rPr>
+                  <w:rPr>
+                    <w:rFonts w:ascii="Cambria Math" w:hAnsi="Cambria Math"/>
+                    <w:color w:val="000000"/>
+                  </w:rPr>
+                  <m:t>γ</m:t>
+                </m:r>
+              </m:e>
+              <m:sub>
+                <m:r>
+                  <m:rPr>
+                    <m:sty m:val="p"/>
+                  </m:rPr>
+                  <w:rPr>
+                    <w:rFonts w:ascii="Cambria Math" w:hAnsi="Cambria Math"/>
+                    <w:color w:val="000000"/>
+                  </w:rPr>
+                  <m:t>T</m:t>
+                </m:r>
+              </m:sub>
+            </m:sSub>
+          </m:den>
+        </m:f>
+        <m:r>
+          <w:rPr>
+            <w:rFonts w:ascii="Cambria Math" w:hAnsi="Cambria Math"/>
+            <w:color w:val="000000"/>
+          </w:rPr>
+          <m:t>n,n=ck/ω</m:t>
+        </m:r>
+      </m:oMath>
+    </w:p>
+    <w:p>
+      <w:pPr>
+        <w:rPr>
+          <w:color w:val="000000"/>
+        </w:rPr>
+      </w:pPr>
+      <w:r>
+        <w:rPr>
+          <w:rFonts w:hint="eastAsia"/>
+        </w:rPr>
+        <w:t xml:space="preserve">Consider </w:t>
+      </w:r>
+      <m:oMath>
+        <m:f>
+          <m:fPr>
+            <m:ctrlPr>
+              <w:rPr>
+                <w:rFonts w:ascii="Cambria Math" w:hAnsi="Cambria Math"/>
+                <w:i/>
+                <w:color w:val="000000"/>
+              </w:rPr>
+            </m:ctrlPr>
+          </m:fPr>
+          <m:num>
+            <m:sSub>
+              <m:sSubPr>
+                <m:ctrlPr>
+                  <w:rPr>
+                    <w:rFonts w:ascii="Cambria Math" w:hAnsi="Cambria Math"/>
+                    <w:i/>
+                    <w:color w:val="000000"/>
+                  </w:rPr>
+                </m:ctrlPr>
+              </m:sSubPr>
+              <m:e>
+                <m:r>
+                  <w:rPr>
+                    <w:rFonts w:ascii="Cambria Math" w:hAnsi="Cambria Math"/>
+                    <w:color w:val="000000"/>
+                  </w:rPr>
+                  <m:t>E</m:t>
+                </m:r>
+              </m:e>
+              <m:sub>
+                <m:r>
+                  <w:rPr>
+                    <w:rFonts w:ascii="Cambria Math" w:hAnsi="Cambria Math"/>
+                    <w:color w:val="000000"/>
+                  </w:rPr>
+                  <m:t>0</m:t>
+                </m:r>
+              </m:sub>
+            </m:sSub>
+          </m:num>
+          <m:den>
+            <m:r>
+              <w:rPr>
+                <w:rFonts w:ascii="Cambria Math" w:hAnsi="Cambria Math"/>
+                <w:color w:val="000000"/>
+              </w:rPr>
+              <m:t>c</m:t>
+            </m:r>
+            <m:sSub>
+              <m:sSubPr>
+                <m:ctrlPr>
+                  <w:rPr>
+                    <w:rFonts w:ascii="Cambria Math" w:hAnsi="Cambria Math"/>
+                    <w:i/>
+                    <w:color w:val="000000"/>
+                  </w:rPr>
+                </m:ctrlPr>
+              </m:sSubPr>
+              <m:e>
+                <m:r>
+                  <w:rPr>
+                    <w:rFonts w:ascii="Cambria Math" w:hAnsi="Cambria Math"/>
+                    <w:color w:val="000000"/>
+                  </w:rPr>
+                  <m:t>B</m:t>
+                </m:r>
+              </m:e>
+              <m:sub>
+                <m:r>
+                  <w:rPr>
+                    <w:rFonts w:ascii="Cambria Math" w:hAnsi="Cambria Math"/>
+                    <w:color w:val="000000"/>
+                  </w:rPr>
+                  <m:t>0</m:t>
+                </m:r>
+              </m:sub>
+            </m:sSub>
+          </m:den>
+        </m:f>
+        <m:r>
+          <w:rPr>
+            <w:rFonts w:ascii="Cambria Math" w:hAnsi="Cambria Math"/>
+            <w:color w:val="000000"/>
+          </w:rPr>
+          <m:t>=ϵ</m:t>
+        </m:r>
+      </m:oMath>
+      <w:r>
+        <w:rPr>
+          <w:rFonts w:hint="eastAsia"/>
+          <w:color w:val="000000"/>
+        </w:rPr>
+        <w:t xml:space="preserve">, </w:t>
+      </w:r>
+      <m:oMath>
+        <m:r>
+          <w:rPr>
+            <w:rFonts w:ascii="Cambria Math" w:hAnsi="Cambria Math"/>
+            <w:color w:val="000000"/>
+          </w:rPr>
+          <m:t>r=α</m:t>
+        </m:r>
+        <m:sSup>
+          <m:sSupPr>
+            <m:ctrlPr>
+              <w:rPr>
+                <w:rFonts w:ascii="Cambria Math" w:hAnsi="Cambria Math"/>
+                <w:i/>
+                <w:color w:val="000000"/>
+              </w:rPr>
+            </m:ctrlPr>
+          </m:sSupPr>
+          <m:e>
+            <m:r>
+              <w:rPr>
+                <w:rFonts w:ascii="Cambria Math" w:hAnsi="Cambria Math"/>
+                <w:color w:val="000000"/>
+              </w:rPr>
+              <m:t>γ</m:t>
+            </m:r>
+          </m:e>
+          <m:sup>
+            <m:r>
+              <w:rPr>
+                <w:rFonts w:ascii="Cambria Math" w:hAnsi="Cambria Math"/>
+                <w:color w:val="000000"/>
+              </w:rPr>
+              <m:t>'</m:t>
+            </m:r>
+          </m:sup>
+        </m:sSup>
+        <m:sSubSup>
+          <m:sSubSupPr>
+            <m:ctrlPr>
+              <w:rPr>
+                <w:rFonts w:ascii="Cambria Math" w:hAnsi="Cambria Math"/>
+                <w:i/>
+                <w:color w:val="000000"/>
+              </w:rPr>
+            </m:ctrlPr>
+          </m:sSubSupPr>
+          <m:e>
+            <m:r>
+              <w:rPr>
+                <w:rFonts w:ascii="Cambria Math" w:hAnsi="Cambria Math"/>
+                <w:color w:val="000000"/>
+              </w:rPr>
+              <m:t>β</m:t>
+            </m:r>
+          </m:e>
+          <m:sub>
+            <m:r>
+              <w:rPr>
+                <w:rFonts w:ascii="Cambria Math" w:hAnsi="Cambria Math"/>
+                <w:color w:val="000000"/>
+              </w:rPr>
+              <m:t>⊥</m:t>
+            </m:r>
+          </m:sub>
+          <m:sup>
+            <m:r>
+              <w:rPr>
+                <w:rFonts w:ascii="Cambria Math" w:hAnsi="Cambria Math"/>
+                <w:color w:val="000000"/>
+              </w:rPr>
+              <m:t>'</m:t>
+            </m:r>
+          </m:sup>
+        </m:sSubSup>
+      </m:oMath>
+      <w:r>
+        <w:rPr>
+          <w:rFonts w:hint="eastAsia"/>
+          <w:color w:val="000000"/>
+        </w:rPr>
+        <w:t xml:space="preserve">, using dimensionless time with define </w:t>
+      </w:r>
+    </w:p>
+    <w:p>
+      <w:pPr>
+        <w:rPr>
+          <w:color w:val="000000"/>
+        </w:rPr>
+      </w:pPr>
+      <m:oMathPara>
+        <m:oMath>
+          <m:r>
+            <w:rPr>
+              <w:rFonts w:ascii="Cambria Math" w:hAnsi="Cambria Math"/>
+              <w:color w:val="000000"/>
+            </w:rPr>
+            <m:t>τ=</m:t>
+          </m:r>
+          <m:f>
+            <m:fPr>
+              <m:ctrlPr>
+                <w:rPr>
+                  <w:rFonts w:ascii="Cambria Math" w:hAnsi="Cambria Math"/>
+                  <w:i/>
+                  <w:color w:val="000000"/>
+                </w:rPr>
+              </m:ctrlPr>
+            </m:fPr>
+            <m:num>
+              <m:r>
+                <m:rPr>
+                  <m:sty m:val="p"/>
+                </m:rPr>
+                <w:rPr>
+                  <w:rFonts w:ascii="Cambria Math" w:hAnsi="Cambria Math"/>
+                  <w:color w:val="000000"/>
+                </w:rPr>
+                <m:t>Ω</m:t>
+              </m:r>
+              <m:ctrlPr>
+                <w:rPr>
+                  <w:rFonts w:ascii="Cambria Math" w:hAnsi="Cambria Math"/>
+                  <w:color w:val="000000"/>
+                </w:rPr>
+              </m:ctrlPr>
+            </m:num>
+            <m:den>
+              <m:sSup>
+                <m:sSupPr>
+                  <m:ctrlPr>
+                    <w:rPr>
+                      <w:rFonts w:ascii="Cambria Math" w:hAnsi="Cambria Math"/>
+                      <w:i/>
+                      <w:color w:val="000000"/>
+                    </w:rPr>
+                  </m:ctrlPr>
+                </m:sSupPr>
+                <m:e>
+                  <m:r>
+                    <w:rPr>
+                      <w:rFonts w:ascii="Cambria Math" w:hAnsi="Cambria Math"/>
+                      <w:color w:val="000000"/>
+                    </w:rPr>
+                    <m:t>γ</m:t>
+                  </m:r>
+                </m:e>
+                <m:sup>
+                  <m:r>
+                    <w:rPr>
+                      <w:rFonts w:ascii="Cambria Math" w:hAnsi="Cambria Math"/>
+                      <w:color w:val="000000"/>
+                    </w:rPr>
+                    <m:t>'</m:t>
+                  </m:r>
+                </m:sup>
+              </m:sSup>
+            </m:den>
+          </m:f>
+          <m:r>
+            <w:rPr>
+              <w:rFonts w:ascii="Cambria Math" w:hAnsi="Cambria Math"/>
+              <w:color w:val="000000"/>
+            </w:rPr>
+            <m:t>t'</m:t>
+          </m:r>
+        </m:oMath>
+      </m:oMathPara>
+    </w:p>
+    <w:p>
+      <w:pPr>
+        <w:rPr>
+          <w:color w:val="000000"/>
+        </w:rPr>
+      </w:pPr>
+      <w:r>
+        <w:rPr>
+          <w:color w:val="000000"/>
+        </w:rPr>
+        <w:t>A</w:t>
+      </w:r>
+      <w:r>
+        <w:rPr>
+          <w:rFonts w:hint="eastAsia"/>
+          <w:color w:val="000000"/>
+        </w:rPr>
+        <w:t xml:space="preserve">lso, consider </w:t>
+      </w:r>
+      <w:r>
+        <w:rPr>
+          <w:rFonts w:hint="eastAsia"/>
+          <w:color w:val="000000"/>
+        </w:rPr>
+        <w:t xml:space="preserve">the rotation angle of electron as </w:t>
+      </w:r>
+      <m:oMath>
+        <m:r>
+          <w:rPr>
+            <w:rFonts w:ascii="Cambria Math" w:hAnsi="Cambria Math"/>
+            <w:color w:val="000000"/>
+          </w:rPr>
+          <m:t>θ</m:t>
+        </m:r>
+      </m:oMath>
+      <w:r>
+        <w:rPr>
+          <w:rFonts w:hint="eastAsia"/>
+          <w:color w:val="000000"/>
+        </w:rPr>
+        <w:t xml:space="preserve"> and the angle of </w:t>
+      </w:r>
+      <w:r>
+        <w:rPr>
+          <w:color w:val="000000"/>
+        </w:rPr>
+        <w:t>magnetic field</w:t>
+      </w:r>
+      <w:r>
+        <w:rPr>
+          <w:rFonts w:hint="eastAsia"/>
+          <w:color w:val="000000"/>
+        </w:rPr>
+        <w:t xml:space="preserve"> as </w:t>
+      </w:r>
+      <m:oMath>
+        <m:sSub>
+          <m:sSubPr>
+            <m:ctrlPr>
+              <w:rPr>
+                <w:rFonts w:ascii="Cambria Math" w:hAnsi="Cambria Math"/>
+                <w:i/>
+                <w:color w:val="000000"/>
+              </w:rPr>
+            </m:ctrlPr>
+          </m:sSubPr>
+          <m:e>
+            <m:r>
+              <w:rPr>
+                <w:rFonts w:ascii="Cambria Math" w:hAnsi="Cambria Math"/>
+                <w:color w:val="000000"/>
+              </w:rPr>
+              <m:t>θ</m:t>
+            </m:r>
+          </m:e>
+          <m:sub>
+            <m:r>
+              <w:rPr>
+                <w:rFonts w:ascii="Cambria Math" w:hAnsi="Cambria Math"/>
+                <w:color w:val="000000"/>
+              </w:rPr>
+              <m:t>B</m:t>
+            </m:r>
+          </m:sub>
+        </m:sSub>
+      </m:oMath>
+      <w:r>
+        <w:rPr>
+          <w:rFonts w:hint="eastAsia"/>
+          <w:color w:val="000000"/>
+        </w:rPr>
+        <w:t xml:space="preserve">,define </w:t>
+      </w:r>
+      <m:oMath>
+        <m:r>
+          <w:rPr>
+            <w:rFonts w:ascii="Cambria Math" w:hAnsi="Cambria Math"/>
+            <w:color w:val="000000"/>
+          </w:rPr>
+          <m:t xml:space="preserve">δ= </m:t>
+        </m:r>
+        <m:sSub>
+          <m:sSubPr>
+            <m:ctrlPr>
+              <w:rPr>
+                <w:rFonts w:ascii="Cambria Math" w:hAnsi="Cambria Math"/>
+                <w:i/>
+                <w:color w:val="000000"/>
+              </w:rPr>
+            </m:ctrlPr>
+          </m:sSubPr>
+          <m:e>
+            <m:r>
+              <w:rPr>
+                <w:rFonts w:ascii="Cambria Math" w:hAnsi="Cambria Math"/>
+                <w:color w:val="000000"/>
+              </w:rPr>
+              <m:t>θ</m:t>
+            </m:r>
+          </m:e>
+          <m:sub>
+            <m:r>
+              <w:rPr>
+                <w:rFonts w:ascii="Cambria Math" w:hAnsi="Cambria Math"/>
+                <w:color w:val="000000"/>
+              </w:rPr>
+              <m:t>B</m:t>
+            </m:r>
+          </m:sub>
+        </m:sSub>
+        <m:r>
+          <w:rPr>
+            <w:rFonts w:ascii="Cambria Math" w:hAnsi="Cambria Math"/>
+            <w:color w:val="000000"/>
+          </w:rPr>
+          <m:t>-θ</m:t>
+        </m:r>
+      </m:oMath>
+      <w:r>
+        <w:rPr>
+          <w:rFonts w:hint="eastAsia"/>
+          <w:color w:val="000000"/>
+        </w:rPr>
+        <w:t xml:space="preserve"> ,</w:t>
+      </w:r>
+      <m:oMath>
+        <m:sSup>
+          <m:sSupPr>
+            <m:ctrlPr>
+              <w:rPr>
+                <w:rFonts w:ascii="Cambria Math" w:hAnsi="Cambria Math"/>
+                <w:i/>
+                <w:color w:val="000000"/>
+              </w:rPr>
+            </m:ctrlPr>
+          </m:sSupPr>
+          <m:e>
+            <m:r>
+              <w:rPr>
+                <w:rFonts w:ascii="Cambria Math" w:hAnsi="Cambria Math"/>
+                <w:color w:val="000000"/>
+              </w:rPr>
+              <m:t>κ</m:t>
+            </m:r>
+          </m:e>
+          <m:sup>
+            <m:r>
+              <w:rPr>
+                <w:rFonts w:ascii="Cambria Math" w:hAnsi="Cambria Math"/>
+                <w:color w:val="000000"/>
+              </w:rPr>
+              <m:t>'</m:t>
+            </m:r>
+          </m:sup>
+        </m:sSup>
+        <m:r>
+          <w:rPr>
+            <w:rFonts w:ascii="Cambria Math" w:hAnsi="Cambria Math"/>
+            <w:color w:val="000000"/>
+          </w:rPr>
+          <m:t>=</m:t>
+        </m:r>
+        <m:sSubSup>
+          <m:sSubSupPr>
+            <m:ctrlPr>
+              <w:rPr>
+                <w:rFonts w:ascii="Cambria Math" w:hAnsi="Cambria Math"/>
+                <w:i/>
+                <w:color w:val="000000"/>
+              </w:rPr>
+            </m:ctrlPr>
+          </m:sSubSupPr>
+          <m:e>
+            <m:r>
+              <w:rPr>
+                <w:rFonts w:ascii="Cambria Math" w:hAnsi="Cambria Math"/>
+                <w:color w:val="000000"/>
+              </w:rPr>
+              <m:t>B</m:t>
+            </m:r>
+          </m:e>
+          <m:sub>
+            <m:r>
+              <w:rPr>
+                <w:rFonts w:ascii="Cambria Math" w:hAnsi="Cambria Math"/>
+                <w:color w:val="000000"/>
+              </w:rPr>
+              <m:t>⊥</m:t>
+            </m:r>
+          </m:sub>
+          <m:sup>
+            <m:r>
+              <w:rPr>
+                <w:rFonts w:ascii="Cambria Math" w:hAnsi="Cambria Math"/>
+                <w:color w:val="000000"/>
+              </w:rPr>
+              <m:t>'</m:t>
+            </m:r>
+          </m:sup>
+        </m:sSubSup>
+        <m:r>
+          <w:rPr>
+            <w:rFonts w:ascii="Cambria Math" w:hAnsi="Cambria Math"/>
+            <w:color w:val="000000"/>
+          </w:rPr>
+          <m:t>/</m:t>
+        </m:r>
+        <m:sSub>
+          <m:sSubPr>
+            <m:ctrlPr>
+              <w:rPr>
+                <w:rFonts w:ascii="Cambria Math" w:hAnsi="Cambria Math"/>
+                <w:i/>
+                <w:color w:val="000000"/>
+              </w:rPr>
+            </m:ctrlPr>
+          </m:sSubPr>
+          <m:e>
+            <m:r>
+              <w:rPr>
+                <w:rFonts w:ascii="Cambria Math" w:hAnsi="Cambria Math"/>
+                <w:color w:val="000000"/>
+              </w:rPr>
+              <m:t>B</m:t>
+            </m:r>
+          </m:e>
+          <m:sub>
+            <m:r>
+              <w:rPr>
+                <w:rFonts w:ascii="Cambria Math" w:hAnsi="Cambria Math"/>
+                <w:color w:val="000000"/>
+              </w:rPr>
+              <m:t>0</m:t>
+            </m:r>
+          </m:sub>
+        </m:sSub>
+      </m:oMath>
+    </w:p>
+    <w:p>
+      <w:pPr>
+        <w:rPr>
+          <w:color w:val="000000"/>
+        </w:rPr>
+      </w:pPr>
+      <w:r>
+        <w:rPr>
+          <w:color w:val="000000"/>
+        </w:rPr>
+        <w:t>A</w:t>
+      </w:r>
+      <w:r>
+        <w:rPr>
+          <w:rFonts w:hint="eastAsia"/>
+          <w:color w:val="000000"/>
+        </w:rPr>
+        <w:t xml:space="preserve">ccording to eq. </w:t>
+      </w:r>
+      <w:r>
+        <w:rPr>
+          <w:color w:val="000000"/>
+        </w:rPr>
+        <w:fldChar w:fldCharType="begin"/>
+      </w:r>
+      <w:r>
+        <w:rPr>
+          <w:color w:val="000000"/>
+        </w:rPr>
+        <w:instrText xml:space="preserve"> </w:instrText>
+      </w:r>
+      <w:r>
+        <w:rPr>
+          <w:rFonts w:hint="eastAsia"/>
+          <w:color w:val="000000"/>
+        </w:rPr>
+        <w:instrText>REF eq_dxi_z_2 \h</w:instrText>
+      </w:r>
+      <w:r>
+        <w:rPr>
+          <w:color w:val="000000"/>
+        </w:rPr>
+        <w:instrText xml:space="preserve"> </w:instrText>
+      </w:r>
+      <w:r>
+        <w:rPr>
+          <w:color w:val="000000"/>
+        </w:rPr>
+      </w:r>
+      <w:r>
+        <w:rPr>
+          <w:color w:val="000000"/>
+        </w:rPr>
+        <w:fldChar w:fldCharType="separate"/>
+      </w:r>
+      <m:oMath>
+        <m:d>
+          <m:dPr>
+            <m:ctrlPr>
+              <w:rPr>
+                <w:rFonts w:ascii="Cambria Math" w:hAnsi="Cambria Math"/>
+                <w:i/>
+                <w:noProof/>
+                <w:szCs w:val="20"/>
+              </w:rPr>
+            </m:ctrlPr>
+          </m:dPr>
+          <m:e>
+            <m:r>
+              <m:rPr>
+                <m:sty m:val="p"/>
+              </m:rPr>
+              <w:rPr>
+                <w:rFonts w:ascii="Cambria Math" w:hAnsi="Cambria Math"/>
+                <w:noProof/>
+                <w:szCs w:val="20"/>
+              </w:rPr>
+              <m:t>22</m:t>
+            </m:r>
+          </m:e>
+        </m:d>
+      </m:oMath>
+      <w:r>
+        <w:rPr>
+          <w:color w:val="000000"/>
+        </w:rPr>
+        <w:fldChar w:fldCharType="end"/>
+      </w:r>
+      <w:r>
+        <w:rPr>
+          <w:rFonts w:hint="eastAsia"/>
+          <w:color w:val="000000"/>
+        </w:rPr>
+        <w:t xml:space="preserve"> and eq.</w:t>
+      </w:r>
+      <w:r>
+        <w:rPr>
+          <w:color w:val="000000"/>
+        </w:rPr>
+        <w:fldChar w:fldCharType="begin"/>
+      </w:r>
+      <w:r>
+        <w:rPr>
+          <w:color w:val="000000"/>
+        </w:rPr>
+        <w:instrText xml:space="preserve"> </w:instrText>
+      </w:r>
+      <w:r>
+        <w:rPr>
+          <w:rFonts w:hint="eastAsia"/>
+          <w:color w:val="000000"/>
+        </w:rPr>
+        <w:instrText>REF eq_dxi_perp_2 \h</w:instrText>
+      </w:r>
+      <w:r>
+        <w:rPr>
+          <w:color w:val="000000"/>
+        </w:rPr>
+        <w:instrText xml:space="preserve"> </w:instrText>
+      </w:r>
+      <w:r>
+        <w:rPr>
+          <w:color w:val="000000"/>
+        </w:rPr>
+      </w:r>
+      <w:r>
+        <w:rPr>
+          <w:color w:val="000000"/>
+        </w:rPr>
+        <w:fldChar w:fldCharType="separate"/>
+      </w:r>
+      <m:oMath>
+        <m:d>
+          <m:dPr>
+            <m:ctrlPr>
+              <w:rPr>
+                <w:rFonts w:ascii="Cambria Math" w:hAnsi="Cambria Math"/>
+                <w:i/>
+                <w:noProof/>
+                <w:szCs w:val="20"/>
+              </w:rPr>
+            </m:ctrlPr>
+          </m:dPr>
+          <m:e>
+            <m:r>
+              <m:rPr>
+                <m:sty m:val="p"/>
+              </m:rPr>
+              <w:rPr>
+                <w:rFonts w:ascii="Cambria Math" w:hAnsi="Cambria Math"/>
+                <w:noProof/>
+                <w:szCs w:val="20"/>
+              </w:rPr>
+              <m:t>23</m:t>
+            </m:r>
+          </m:e>
+        </m:d>
+      </m:oMath>
+      <w:r>
+        <w:rPr>
+          <w:color w:val="000000"/>
+        </w:rPr>
+        <w:fldChar w:fldCharType="end"/>
+      </w:r>
+      <w:r>
+        <w:rPr>
+          <w:rFonts w:hint="eastAsia"/>
+          <w:color w:val="000000"/>
+        </w:rPr>
+        <w:t xml:space="preserve"> , we have </w:t>
+      </w:r>
+    </w:p>
+    <w:p>
+      <m:oMathPara>
+        <m:oMath>
+          <m:e>
+            <m:acc>
+              <m:accPr>
+                <m:chr m:val="̇"/>
+                <m:ctrlPr>
+                  <w:rPr>
+                    <w:rFonts w:ascii="Cambria Math" w:hAnsi="Cambria Math"/>
+                    <w:i/>
+                    <w:color w:val="000000"/>
+                  </w:rPr>
+                </m:ctrlPr>
+              </m:accPr>
+              <m:e>
+                <m:r>
+                  <w:rPr>
+                    <w:rFonts w:ascii="Cambria Math" w:hAnsi="Cambria Math"/>
+                    <w:color w:val="000000"/>
+                  </w:rPr>
+                  <m:t>x</m:t>
+                </m:r>
+              </m:e>
+            </m:acc>
+            <m:r>
+              <w:rPr>
+                <w:rFonts w:ascii="Cambria Math" w:hAnsi="Cambria Math"/>
+                <w:color w:val="000000"/>
+              </w:rPr>
+              <m:t>=α</m:t>
+            </m:r>
+            <m:sSup>
+              <m:sSupPr>
+                <m:ctrlPr>
+                  <w:rPr>
+                    <w:rFonts w:ascii="Cambria Math" w:hAnsi="Cambria Math"/>
+                    <w:i/>
+                    <w:color w:val="000000"/>
+                  </w:rPr>
+                </m:ctrlPr>
+              </m:sSupPr>
+              <m:e>
+                <m:r>
+                  <w:rPr>
+                    <w:rFonts w:ascii="Cambria Math" w:hAnsi="Cambria Math"/>
+                    <w:color w:val="000000"/>
+                  </w:rPr>
+                  <m:t>γ</m:t>
+                </m:r>
+              </m:e>
+              <m:sup>
+                <m:r>
+                  <w:rPr>
+                    <w:rFonts w:ascii="Cambria Math" w:hAnsi="Cambria Math"/>
+                    <w:color w:val="000000"/>
+                  </w:rPr>
+                  <m:t>'</m:t>
+                </m:r>
+              </m:sup>
+            </m:sSup>
+            <m:r>
+              <w:rPr>
+                <w:rFonts w:ascii="Cambria Math" w:hAnsi="Cambria Math"/>
+                <w:color w:val="000000"/>
+              </w:rPr>
+              <m:t>ϵ+r</m:t>
+            </m:r>
+            <m:sSup>
+              <m:sSupPr>
+                <m:ctrlPr>
+                  <w:rPr>
+                    <w:rFonts w:ascii="Cambria Math" w:hAnsi="Cambria Math"/>
+                    <w:i/>
+                    <w:color w:val="000000"/>
+                  </w:rPr>
+                </m:ctrlPr>
+              </m:sSupPr>
+              <m:e>
+                <m:r>
+                  <w:rPr>
+                    <w:rFonts w:ascii="Cambria Math" w:hAnsi="Cambria Math"/>
+                    <w:color w:val="000000"/>
+                  </w:rPr>
+                  <m:t>κ</m:t>
+                </m:r>
+              </m:e>
+              <m:sup>
+                <m:r>
+                  <w:rPr>
+                    <w:rFonts w:ascii="Cambria Math" w:hAnsi="Cambria Math"/>
+                    <w:color w:val="000000"/>
+                  </w:rPr>
+                  <m:t>'</m:t>
+                </m:r>
+              </m:sup>
+            </m:sSup>
+            <m:r>
+              <w:rPr>
+                <w:rFonts w:ascii="Cambria Math" w:hAnsi="Cambria Math"/>
+                <w:color w:val="000000"/>
+              </w:rPr>
+              <m:t>sinδ</m:t>
+            </m:r>
+            <m:ctrlPr/>
+          </m:e>
+        </m:oMath>
+      </m:oMathPara>
+    </w:p>
+    <w:p>
+      <w:pPr>
+        <w:rPr>
+          <w:rFonts w:hint="eastAsia"/>
+          <w:color w:val="000000"/>
+        </w:rPr>
+      </w:pPr>
+      <m:oMathPara>
+        <m:oMath>
+          <m:acc>
+            <m:accPr>
+              <m:chr m:val="̇"/>
+              <m:ctrlPr>
+                <w:rPr>
+                  <w:rFonts w:ascii="Cambria Math" w:hAnsi="Cambria Math"/>
+                  <w:i/>
+                  <w:color w:val="000000"/>
+                </w:rPr>
+              </m:ctrlPr>
+            </m:accPr>
+            <m:e>
+              <m:r>
+                <w:rPr>
+                  <w:rFonts w:ascii="Cambria Math" w:hAnsi="Cambria Math"/>
+                  <w:color w:val="000000"/>
+                </w:rPr>
+                <m:t>r</m:t>
+              </m:r>
+            </m:e>
+          </m:acc>
+          <m:r>
+            <w:rPr>
+              <w:rFonts w:ascii="Cambria Math" w:hAnsi="Cambria Math"/>
+              <w:color w:val="000000"/>
+            </w:rPr>
+            <m:t>=-</m:t>
+          </m:r>
+          <m:sSup>
+            <m:sSupPr>
+              <m:ctrlPr>
+                <w:rPr>
+                  <w:rFonts w:ascii="Cambria Math" w:hAnsi="Cambria Math"/>
+                  <w:i/>
+                  <w:color w:val="000000"/>
+                </w:rPr>
+              </m:ctrlPr>
+            </m:sSupPr>
+            <m:e>
+              <m:r>
+                <w:rPr>
+                  <w:rFonts w:ascii="Cambria Math" w:hAnsi="Cambria Math"/>
+                  <w:color w:val="000000"/>
+                </w:rPr>
+                <m:t>κ</m:t>
+              </m:r>
+            </m:e>
+            <m:sup>
+              <m:r>
+                <w:rPr>
+                  <w:rFonts w:ascii="Cambria Math" w:hAnsi="Cambria Math"/>
+                  <w:color w:val="000000"/>
+                </w:rPr>
+                <m:t>'</m:t>
+              </m:r>
+            </m:sup>
+          </m:sSup>
+          <m:d>
+            <m:dPr>
+              <m:ctrlPr>
+                <w:rPr>
+                  <w:rFonts w:ascii="Cambria Math" w:hAnsi="Cambria Math"/>
+                  <w:i/>
+                  <w:color w:val="000000"/>
+                </w:rPr>
+              </m:ctrlPr>
+            </m:dPr>
+            <m:e>
+              <m:r>
+                <w:rPr>
+                  <w:rFonts w:ascii="Cambria Math" w:hAnsi="Cambria Math"/>
+                  <w:color w:val="000000"/>
+                </w:rPr>
+                <m:t>x-1</m:t>
+              </m:r>
+            </m:e>
+          </m:d>
+          <m:r>
+            <w:rPr>
+              <w:rFonts w:ascii="Cambria Math" w:hAnsi="Cambria Math"/>
+              <w:color w:val="000000"/>
+            </w:rPr>
+            <m:t>sinδ</m:t>
+          </m:r>
+        </m:oMath>
+      </m:oMathPara>
+    </w:p>
+    <w:p>
+      <w:pPr>
+        <w:rPr>
+          <w:color w:val="000000"/>
+        </w:rPr>
+      </w:pPr>
+      <w:r>
+        <w:rPr>
+          <w:rFonts w:hint="eastAsia"/>
+          <w:color w:val="000000"/>
+        </w:rPr>
+        <w:t xml:space="preserve">  </w:t>
+      </w:r>
+      <w:r>
+        <w:rPr>
+          <w:rFonts w:hint="eastAsia"/>
+          <w:color w:val="000000"/>
+        </w:rPr>
+        <w:t xml:space="preserve">Consider </w:t>
+      </w:r>
+      <m:oMath>
+        <m:r>
+          <w:rPr>
+            <w:rFonts w:ascii="Cambria Math" w:hAnsi="Cambria Math"/>
+            <w:color w:val="000000"/>
+          </w:rPr>
+          <m:t>θ=</m:t>
+        </m:r>
+        <m:r>
+          <m:rPr>
+            <m:sty m:val="p"/>
+          </m:rPr>
+          <w:rPr>
+            <w:rFonts w:ascii="Cambria Math" w:hAnsi="Cambria Math"/>
+            <w:color w:val="000000"/>
+          </w:rPr>
+          <m:t>arctan⁡</m:t>
+        </m:r>
+        <m:r>
+          <w:rPr>
+            <w:rFonts w:ascii="Cambria Math" w:hAnsi="Cambria Math"/>
+            <w:color w:val="000000"/>
+          </w:rPr>
+          <m:t>(</m:t>
+        </m:r>
+        <m:f>
+          <m:fPr>
+            <m:ctrlPr>
+              <w:rPr>
+                <w:rFonts w:ascii="Cambria Math" w:hAnsi="Cambria Math"/>
+                <w:i/>
+                <w:color w:val="000000"/>
+              </w:rPr>
+            </m:ctrlPr>
+          </m:fPr>
+          <m:num>
+            <m:r>
+              <w:rPr>
+                <w:rFonts w:ascii="Cambria Math" w:hAnsi="Cambria Math"/>
+                <w:color w:val="000000"/>
+              </w:rPr>
+              <m:t>v</m:t>
+            </m:r>
+          </m:num>
+          <m:den>
+            <m:r>
+              <w:rPr>
+                <w:rFonts w:ascii="Cambria Math" w:hAnsi="Cambria Math"/>
+                <w:color w:val="000000"/>
+              </w:rPr>
+              <m:t>u</m:t>
+            </m:r>
+          </m:den>
+        </m:f>
+        <m:r>
+          <w:rPr>
+            <w:rFonts w:ascii="Cambria Math" w:hAnsi="Cambria Math"/>
+            <w:color w:val="000000"/>
+          </w:rPr>
+          <m:t>)</m:t>
+        </m:r>
+      </m:oMath>
+      <w:r>
+        <w:rPr>
+          <w:rFonts w:hint="eastAsia"/>
+          <w:color w:val="000000"/>
+        </w:rPr>
+        <w:t xml:space="preserve">, </w:t>
+      </w:r>
+      <m:oMath>
+        <m:sSub>
+          <m:sSubPr>
+            <m:ctrlPr>
+              <w:rPr>
+                <w:rFonts w:ascii="Cambria Math" w:hAnsi="Cambria Math"/>
+                <w:i/>
+                <w:color w:val="000000"/>
+              </w:rPr>
+            </m:ctrlPr>
+          </m:sSubPr>
+          <m:e>
+            <m:r>
+              <w:rPr>
+                <w:rFonts w:ascii="Cambria Math" w:hAnsi="Cambria Math"/>
+                <w:color w:val="000000"/>
+              </w:rPr>
+              <m:t>θ</m:t>
+            </m:r>
+          </m:e>
+          <m:sub>
+            <m:r>
+              <w:rPr>
+                <w:rFonts w:ascii="Cambria Math" w:hAnsi="Cambria Math"/>
+                <w:color w:val="000000"/>
+              </w:rPr>
+              <m:t>B</m:t>
+            </m:r>
+          </m:sub>
+        </m:sSub>
+        <m:r>
+          <w:rPr>
+            <w:rFonts w:ascii="Cambria Math" w:hAnsi="Cambria Math"/>
+            <w:color w:val="000000"/>
+          </w:rPr>
+          <m:t>=</m:t>
+        </m:r>
+        <m:sSup>
+          <m:sSupPr>
+            <m:ctrlPr>
+              <w:rPr>
+                <w:rFonts w:ascii="Cambria Math" w:hAnsi="Cambria Math"/>
+                <w:i/>
+                <w:color w:val="000000"/>
+              </w:rPr>
+            </m:ctrlPr>
+          </m:sSupPr>
+          <m:e>
+            <m:r>
+              <w:rPr>
+                <w:rFonts w:ascii="Cambria Math" w:hAnsi="Cambria Math"/>
+                <w:color w:val="000000"/>
+              </w:rPr>
+              <m:t>k</m:t>
+            </m:r>
+          </m:e>
+          <m:sup>
+            <m:r>
+              <w:rPr>
+                <w:rFonts w:ascii="Cambria Math" w:hAnsi="Cambria Math"/>
+                <w:color w:val="000000"/>
+              </w:rPr>
+              <m:t>'</m:t>
+            </m:r>
+          </m:sup>
+        </m:sSup>
+        <m:sSup>
+          <m:sSupPr>
+            <m:ctrlPr>
+              <w:rPr>
+                <w:rFonts w:ascii="Cambria Math" w:hAnsi="Cambria Math"/>
+                <w:i/>
+                <w:color w:val="000000"/>
+              </w:rPr>
+            </m:ctrlPr>
+          </m:sSupPr>
+          <m:e>
+            <m:r>
+              <w:rPr>
+                <w:rFonts w:ascii="Cambria Math" w:hAnsi="Cambria Math"/>
+                <w:color w:val="000000"/>
+              </w:rPr>
+              <m:t>z</m:t>
+            </m:r>
+          </m:e>
+          <m:sup>
+            <m:r>
+              <w:rPr>
+                <w:rFonts w:ascii="Cambria Math" w:hAnsi="Cambria Math"/>
+                <w:color w:val="000000"/>
+              </w:rPr>
+              <m:t>'</m:t>
+            </m:r>
+          </m:sup>
+        </m:sSup>
+      </m:oMath>
+      <w:r>
+        <w:rPr>
+          <w:rFonts w:hint="eastAsia"/>
+          <w:color w:val="000000"/>
+        </w:rPr>
+        <w:t xml:space="preserve">, where </w:t>
+      </w:r>
+      <m:oMath>
+        <m:r>
+          <w:rPr>
+            <w:rFonts w:ascii="Cambria Math" w:hAnsi="Cambria Math"/>
+            <w:color w:val="000000"/>
+          </w:rPr>
+          <m:t>u=rcosθ</m:t>
+        </m:r>
+      </m:oMath>
+      <w:r>
+        <w:rPr>
+          <w:rFonts w:hint="eastAsia"/>
+          <w:color w:val="000000"/>
+        </w:rPr>
+        <w:t xml:space="preserve"> and </w:t>
+      </w:r>
+      <m:oMath>
+        <m:r>
+          <w:rPr>
+            <w:rFonts w:ascii="Cambria Math" w:hAnsi="Cambria Math"/>
+            <w:color w:val="000000"/>
+          </w:rPr>
+          <m:t>v=rsinθ</m:t>
+        </m:r>
+      </m:oMath>
+    </w:p>
+    <w:p>
+      <w:pPr>
+        <w:rPr>
+          <w:color w:val="000000"/>
+        </w:rPr>
+      </w:pPr>
+      <w:r>
+        <w:rPr>
+          <w:color w:val="000000"/>
+        </w:rPr>
+        <w:t>W</w:t>
+      </w:r>
+      <w:r>
+        <w:rPr>
+          <w:rFonts w:hint="eastAsia"/>
+          <w:color w:val="000000"/>
+        </w:rPr>
+        <w:t xml:space="preserve">e have </w:t>
+      </w:r>
+    </w:p>
+    <w:p>
+      <w:pPr>
+        <w:rPr>
+          <w:color w:val="000000"/>
+        </w:rPr>
+      </w:pPr>
+      <m:oMathPara>
+        <m:oMath>
+          <m:sSub>
+            <m:sSubPr>
+              <m:ctrlPr>
+                <w:rPr>
+                  <w:rFonts w:ascii="Cambria Math" w:hAnsi="Cambria Math"/>
+                  <w:i/>
+                  <w:color w:val="000000"/>
+                </w:rPr>
+              </m:ctrlPr>
+            </m:sSubPr>
+            <m:e>
+              <m:acc>
+                <m:accPr>
+                  <m:chr m:val="̇"/>
+                  <m:ctrlPr>
+                    <w:rPr>
+                      <w:rFonts w:ascii="Cambria Math" w:hAnsi="Cambria Math"/>
+                      <w:i/>
+                      <w:color w:val="000000"/>
+                    </w:rPr>
+                  </m:ctrlPr>
+                </m:accPr>
+                <m:e>
+                  <m:r>
+                    <w:rPr>
+                      <w:rFonts w:ascii="Cambria Math" w:hAnsi="Cambria Math"/>
+                      <w:color w:val="000000"/>
+                    </w:rPr>
+                    <m:t>θ</m:t>
+                  </m:r>
+                </m:e>
+              </m:acc>
+            </m:e>
+            <m:sub>
+              <m:r>
+                <w:rPr>
+                  <w:rFonts w:ascii="Cambria Math" w:hAnsi="Cambria Math"/>
+                  <w:color w:val="000000"/>
+                </w:rPr>
+                <m:t>B</m:t>
+              </m:r>
+            </m:sub>
+          </m:sSub>
+          <m:r>
+            <w:rPr>
+              <w:rFonts w:ascii="Cambria Math" w:hAnsi="Cambria Math"/>
+              <w:color w:val="000000"/>
+            </w:rPr>
+            <m:t>=</m:t>
+          </m:r>
+          <m:sSup>
+            <m:sSupPr>
+              <m:ctrlPr>
+                <w:rPr>
+                  <w:rFonts w:ascii="Cambria Math" w:hAnsi="Cambria Math"/>
+                  <w:i/>
+                  <w:color w:val="000000"/>
+                </w:rPr>
+              </m:ctrlPr>
+            </m:sSupPr>
+            <m:e>
+              <m:r>
+                <w:rPr>
+                  <w:rFonts w:ascii="Cambria Math" w:hAnsi="Cambria Math"/>
+                  <w:color w:val="000000"/>
+                </w:rPr>
+                <m:t>k</m:t>
+              </m:r>
+            </m:e>
+            <m:sup>
+              <m:r>
+                <w:rPr>
+                  <w:rFonts w:ascii="Cambria Math" w:hAnsi="Cambria Math"/>
+                  <w:color w:val="000000"/>
+                </w:rPr>
+                <m:t>'</m:t>
+              </m:r>
+            </m:sup>
+          </m:sSup>
+          <m:sSubSup>
+            <m:sSubSupPr>
+              <m:ctrlPr>
+                <w:rPr>
+                  <w:rFonts w:ascii="Cambria Math" w:hAnsi="Cambria Math"/>
+                  <w:i/>
+                  <w:color w:val="000000"/>
+                </w:rPr>
+              </m:ctrlPr>
+            </m:sSubSupPr>
+            <m:e>
+              <m:r>
+                <w:rPr>
+                  <w:rFonts w:ascii="Cambria Math" w:hAnsi="Cambria Math"/>
+                  <w:color w:val="000000"/>
+                </w:rPr>
+                <m:t>β</m:t>
+              </m:r>
+            </m:e>
+            <m:sub>
+              <m:r>
+                <w:rPr>
+                  <w:rFonts w:ascii="Cambria Math" w:hAnsi="Cambria Math"/>
+                  <w:color w:val="000000"/>
+                </w:rPr>
+                <m:t>z</m:t>
+              </m:r>
+            </m:sub>
+            <m:sup>
+              <m:r>
+                <w:rPr>
+                  <w:rFonts w:ascii="Cambria Math" w:hAnsi="Cambria Math"/>
+                  <w:color w:val="000000"/>
+                </w:rPr>
+                <m:t>'</m:t>
+              </m:r>
+            </m:sup>
+          </m:sSubSup>
+          <m:r>
+            <w:rPr>
+              <w:rFonts w:ascii="Cambria Math" w:hAnsi="Cambria Math"/>
+              <w:color w:val="000000"/>
+            </w:rPr>
+            <m:t>c </m:t>
+          </m:r>
+          <m:f>
+            <m:fPr>
+              <m:ctrlPr>
+                <w:rPr>
+                  <w:rFonts w:ascii="Cambria Math" w:hAnsi="Cambria Math"/>
+                  <w:i/>
+                  <w:color w:val="000000"/>
+                </w:rPr>
+              </m:ctrlPr>
+            </m:fPr>
+            <m:num>
+              <m:r>
+                <w:rPr>
+                  <w:rFonts w:ascii="Cambria Math" w:hAnsi="Cambria Math"/>
+                  <w:color w:val="000000"/>
+                </w:rPr>
+                <m:t>d</m:t>
+              </m:r>
+              <m:sSup>
+                <m:sSupPr>
+                  <m:ctrlPr>
+                    <w:rPr>
+                      <w:rFonts w:ascii="Cambria Math" w:hAnsi="Cambria Math"/>
+                      <w:i/>
+                      <w:color w:val="000000"/>
+                    </w:rPr>
+                  </m:ctrlPr>
+                </m:sSupPr>
+                <m:e>
+                  <m:r>
+                    <w:rPr>
+                      <w:rFonts w:ascii="Cambria Math" w:hAnsi="Cambria Math"/>
+                      <w:color w:val="000000"/>
+                    </w:rPr>
+                    <m:t>t</m:t>
+                  </m:r>
+                </m:e>
+                <m:sup>
+                  <m:r>
+                    <w:rPr>
+                      <w:rFonts w:ascii="Cambria Math" w:hAnsi="Cambria Math"/>
+                      <w:color w:val="000000"/>
+                    </w:rPr>
+                    <m:t>'</m:t>
+                  </m:r>
+                </m:sup>
+              </m:sSup>
+            </m:num>
+            <m:den>
+              <m:r>
+                <w:rPr>
+                  <w:rFonts w:ascii="Cambria Math" w:hAnsi="Cambria Math"/>
+                  <w:color w:val="000000"/>
+                </w:rPr>
+                <m:t>dτ</m:t>
+              </m:r>
+            </m:den>
+          </m:f>
+          <m:r>
+            <w:rPr>
+              <w:rFonts w:ascii="Cambria Math" w:hAnsi="Cambria Math"/>
+              <w:color w:val="000000"/>
+            </w:rPr>
+            <m:t>=x-1</m:t>
+          </m:r>
+        </m:oMath>
+      </m:oMathPara>
+    </w:p>
+    <w:p>
+      <w:pPr>
+        <w:rPr>
+          <w:color w:val="000000"/>
+        </w:rPr>
+      </w:pPr>
+      <w:r>
+        <w:rPr>
+          <w:color w:val="000000"/>
+        </w:rPr>
+        <w:t>A</w:t>
+      </w:r>
+      <w:r>
+        <w:rPr>
+          <w:rFonts w:hint="eastAsia"/>
+          <w:color w:val="000000"/>
+        </w:rPr>
+        <w:t xml:space="preserve">nd </w:t>
+      </w:r>
+    </w:p>
+    <w:p>
+      <w:pPr>
+        <w:rPr>
+          <w:color w:val="000000"/>
+        </w:rPr>
+      </w:pPr>
+      <m:oMathPara>
+        <m:oMath>
+          <m:acc>
+            <m:accPr>
+              <m:chr m:val="̇"/>
+              <m:ctrlPr>
+                <w:rPr>
+                  <w:rFonts w:ascii="Cambria Math" w:hAnsi="Cambria Math"/>
+                  <w:i/>
+                  <w:color w:val="000000"/>
+                </w:rPr>
+              </m:ctrlPr>
+            </m:accPr>
+            <m:e>
+              <m:r>
+                <w:rPr>
+                  <w:rFonts w:ascii="Cambria Math" w:hAnsi="Cambria Math"/>
+                  <w:color w:val="000000"/>
+                </w:rPr>
+                <m:t>θ</m:t>
+              </m:r>
+            </m:e>
+          </m:acc>
+          <m:r>
+            <w:rPr>
+              <w:rFonts w:ascii="Cambria Math" w:hAnsi="Cambria Math"/>
+              <w:color w:val="000000"/>
+            </w:rPr>
+            <m:t>=-1+</m:t>
+          </m:r>
+          <m:f>
+            <m:fPr>
+              <m:ctrlPr>
+                <w:rPr>
+                  <w:rFonts w:ascii="Cambria Math" w:hAnsi="Cambria Math"/>
+                  <w:i/>
+                  <w:color w:val="000000"/>
+                </w:rPr>
+              </m:ctrlPr>
+            </m:fPr>
+            <m:num>
+              <m:sSup>
+                <m:sSupPr>
+                  <m:ctrlPr>
+                    <w:rPr>
+                      <w:rFonts w:ascii="Cambria Math" w:hAnsi="Cambria Math"/>
+                      <w:i/>
+                      <w:color w:val="000000"/>
+                    </w:rPr>
+                  </m:ctrlPr>
+                </m:sSupPr>
+                <m:e>
+                  <m:r>
+                    <w:rPr>
+                      <w:rFonts w:ascii="Cambria Math" w:hAnsi="Cambria Math"/>
+                      <w:color w:val="000000"/>
+                    </w:rPr>
+                    <m:t>κ</m:t>
+                  </m:r>
+                </m:e>
+                <m:sup>
+                  <m:r>
+                    <w:rPr>
+                      <w:rFonts w:ascii="Cambria Math" w:hAnsi="Cambria Math"/>
+                      <w:color w:val="000000"/>
+                    </w:rPr>
+                    <m:t>'</m:t>
+                  </m:r>
+                </m:sup>
+              </m:sSup>
+              <m:d>
+                <m:dPr>
+                  <m:ctrlPr>
+                    <w:rPr>
+                      <w:rFonts w:ascii="Cambria Math" w:hAnsi="Cambria Math"/>
+                      <w:i/>
+                      <w:color w:val="000000"/>
+                    </w:rPr>
+                  </m:ctrlPr>
+                </m:dPr>
+                <m:e>
+                  <m:r>
+                    <w:rPr>
+                      <w:rFonts w:ascii="Cambria Math" w:hAnsi="Cambria Math"/>
+                      <w:color w:val="000000"/>
+                    </w:rPr>
+                    <m:t>x-1</m:t>
+                  </m:r>
+                </m:e>
+              </m:d>
+              <m:r>
+                <w:rPr>
+                  <w:rFonts w:ascii="Cambria Math" w:hAnsi="Cambria Math"/>
+                  <w:color w:val="000000"/>
+                </w:rPr>
+                <m:t>cosδ</m:t>
+              </m:r>
+            </m:num>
+            <m:den>
+              <m:r>
+                <w:rPr>
+                  <w:rFonts w:ascii="Cambria Math" w:hAnsi="Cambria Math"/>
+                  <w:color w:val="000000"/>
+                </w:rPr>
+                <m:t>r</m:t>
+              </m:r>
+            </m:den>
+          </m:f>
+        </m:oMath>
+      </m:oMathPara>
+    </w:p>
+    <w:p>
+      <w:pPr>
+        <w:rPr>
+          <w:color w:val="000000"/>
+        </w:rPr>
+      </w:pPr>
+      <w:r>
+        <w:rPr>
+          <w:color w:val="000000"/>
+        </w:rPr>
+        <w:t>F</w:t>
+      </w:r>
+      <w:r>
+        <w:rPr>
+          <w:rFonts w:hint="eastAsia"/>
+          <w:color w:val="000000"/>
+        </w:rPr>
+        <w:t xml:space="preserve">inally </w:t>
+      </w:r>
+    </w:p>
+    <w:p>
+      <w:pPr>
+        <w:rPr>
+          <w:color w:val="000000"/>
+        </w:rPr>
+      </w:pPr>
+      <m:oMathPara>
+        <m:oMath>
+          <m:acc>
+            <m:accPr>
+              <m:chr m:val="̇"/>
+              <m:ctrlPr>
+                <w:rPr>
+                  <w:rFonts w:ascii="Cambria Math" w:hAnsi="Cambria Math"/>
+                  <w:i/>
+                  <w:color w:val="000000"/>
+                </w:rPr>
+              </m:ctrlPr>
+            </m:accPr>
+            <m:e>
+              <m:r>
+                <w:rPr>
+                  <w:rFonts w:ascii="Cambria Math" w:hAnsi="Cambria Math"/>
+                  <w:color w:val="000000"/>
+                </w:rPr>
+                <m:t>δ</m:t>
+              </m:r>
+            </m:e>
+          </m:acc>
+          <m:r>
+            <w:rPr>
+              <w:rFonts w:ascii="Cambria Math" w:hAnsi="Cambria Math"/>
+              <w:color w:val="000000"/>
+            </w:rPr>
+            <m:t>=x-</m:t>
+          </m:r>
+          <m:f>
+            <m:fPr>
+              <m:ctrlPr>
+                <w:rPr>
+                  <w:rFonts w:ascii="Cambria Math" w:hAnsi="Cambria Math"/>
+                  <w:i/>
+                  <w:color w:val="000000"/>
+                </w:rPr>
+              </m:ctrlPr>
+            </m:fPr>
+            <m:num>
+              <m:sSup>
+                <m:sSupPr>
+                  <m:ctrlPr>
+                    <w:rPr>
+                      <w:rFonts w:ascii="Cambria Math" w:hAnsi="Cambria Math"/>
+                      <w:i/>
+                      <w:color w:val="000000"/>
+                    </w:rPr>
+                  </m:ctrlPr>
+                </m:sSupPr>
+                <m:e>
+                  <m:r>
+                    <w:rPr>
+                      <w:rFonts w:ascii="Cambria Math" w:hAnsi="Cambria Math"/>
+                      <w:color w:val="000000"/>
+                    </w:rPr>
+                    <m:t>κ</m:t>
+                  </m:r>
+                </m:e>
+                <m:sup>
+                  <m:r>
+                    <w:rPr>
+                      <w:rFonts w:ascii="Cambria Math" w:hAnsi="Cambria Math"/>
+                      <w:color w:val="000000"/>
+                    </w:rPr>
+                    <m:t>'</m:t>
+                  </m:r>
+                </m:sup>
+              </m:sSup>
+              <m:d>
+                <m:dPr>
+                  <m:ctrlPr>
+                    <w:rPr>
+                      <w:rFonts w:ascii="Cambria Math" w:hAnsi="Cambria Math"/>
+                      <w:i/>
+                      <w:color w:val="000000"/>
+                    </w:rPr>
+                  </m:ctrlPr>
+                </m:dPr>
+                <m:e>
+                  <m:r>
+                    <w:rPr>
+                      <w:rFonts w:ascii="Cambria Math" w:hAnsi="Cambria Math"/>
+                      <w:color w:val="000000"/>
+                    </w:rPr>
+                    <m:t>x-1</m:t>
+                  </m:r>
+                </m:e>
+              </m:d>
+              <m:r>
+                <w:rPr>
+                  <w:rFonts w:ascii="Cambria Math" w:hAnsi="Cambria Math"/>
+                  <w:color w:val="000000"/>
+                </w:rPr>
+                <m:t>cosδ</m:t>
+              </m:r>
+            </m:num>
+            <m:den>
+              <m:r>
+                <w:rPr>
+                  <w:rFonts w:ascii="Cambria Math" w:hAnsi="Cambria Math"/>
+                  <w:color w:val="000000"/>
+                </w:rPr>
+                <m:t>r</m:t>
+              </m:r>
+            </m:den>
+          </m:f>
+        </m:oMath>
+      </m:oMathPara>
+    </w:p>
+    <w:p>
+      <w:pPr>
+        <w:rPr>
+          <w:color w:val="000000"/>
+        </w:rPr>
+      </w:pPr>
+      <w:r>
+        <w:rPr>
+          <w:noProof/>
+          <w:color w:val="000000"/>
+        </w:rPr>
+        <w:lastRenderedPageBreak/>
+        <w:drawing>
+          <wp:inline distT="0" distB="0" distL="0" distR="0" wp14:anchorId="095A1B46" wp14:editId="011B2B79">
+            <wp:extent cx="5486400" cy="4114800"/>
+            <wp:effectExtent l="0" t="685800" r="0" b="666750"/>
+            <wp:docPr id="327955400" name="Picture 1"/>
+            <wp:cNvGraphicFramePr>
+              <a:graphicFrameLocks xmlns:a="http://schemas.openxmlformats.org/drawingml/2006/main" noChangeAspect="1"/>
+            </wp:cNvGraphicFramePr>
+            <a:graphic xmlns:a="http://schemas.openxmlformats.org/drawingml/2006/main">
+              <a:graphicData uri="http://schemas.openxmlformats.org/drawingml/2006/picture">
+                <pic:pic xmlns:pic="http://schemas.openxmlformats.org/drawingml/2006/picture">
+                  <pic:nvPicPr>
+                    <pic:cNvPr id="0" name="Picture 1"/>
+                    <pic:cNvPicPr>
+                      <a:picLocks noChangeAspect="1" noChangeArrowheads="1"/>
+                    </pic:cNvPicPr>
+                  </pic:nvPicPr>
+                  <pic:blipFill>
+                    <a:blip r:embed="rId5" cstate="print">
+                      <a:extLst>
+                        <a:ext uri="{28A0092B-C50C-407E-A947-70E740481C1C}">
+                          <a14:useLocalDpi xmlns:a14="http://schemas.microsoft.com/office/drawing/2010/main" val="0"/>
+                        </a:ext>
+                      </a:extLst>
+                    </a:blip>
+                    <a:srcRect/>
+                    <a:stretch>
+                      <a:fillRect/>
+                    </a:stretch>
+                  </pic:blipFill>
+                  <pic:spPr bwMode="auto">
+                    <a:xfrm rot="5400000">
+                      <a:off x="0" y="0"/>
+                      <a:ext cx="5486400" cy="4114800"/>
+                    </a:xfrm>
+                    <a:prstGeom prst="rect">
+                      <a:avLst/>
+                    </a:prstGeom>
+                    <a:noFill/>
+                    <a:ln>
+                      <a:noFill/>
+                    </a:ln>
+                  </pic:spPr>
+                </pic:pic>
+              </a:graphicData>
+            </a:graphic>
+          </wp:inline>
+        </w:drawing>
+      </w:r>
+    </w:p>
+    <w:p>
+      <w:pPr>
+        <w:rPr>
+          <w:color w:val="000000"/>
+        </w:rPr>
+      </w:pPr>
+      <w:r>
+        <w:rPr>
+          <w:rFonts w:hint="eastAsia"/>
+          <w:color w:val="000000"/>
+        </w:rPr>
+        <w:t xml:space="preserve">Combine all </w:t>
+      </w:r>
+      <w:r>
+        <w:rPr>
+          <w:color w:val="000000"/>
+        </w:rPr>
+        <w:t>these equations</w:t>
+      </w:r>
+      <w:r>
+        <w:rPr>
+          <w:rFonts w:hint="eastAsia"/>
+          <w:color w:val="000000"/>
+        </w:rPr>
+        <w:t xml:space="preserve"> </w:t>
+      </w:r>
+      <w:r>
+        <w:rPr>
+          <w:color w:val="000000"/>
+        </w:rPr>
+        <w:t>gives:</w:t>
+      </w:r>
+    </w:p>
+    <w:p>
+      <w:pPr>
+        <w:rPr>
+          <w:color w:val="000000"/>
+        </w:rPr>
+      </w:pPr>
+      <m:oMathPara>
+        <m:oMath>
+          <m:r>
+            <w:rPr>
+              <w:rFonts w:ascii="Cambria Math" w:hAnsi="Cambria Math"/>
+              <w:color w:val="000000"/>
+            </w:rPr>
+            <m:t>i</m:t>
+          </m:r>
+          <m:f>
+            <m:fPr>
+              <m:ctrlPr>
+                <w:rPr>
+                  <w:rFonts w:ascii="Cambria Math" w:hAnsi="Cambria Math"/>
+                  <w:i/>
+                  <w:color w:val="000000"/>
+                </w:rPr>
+              </m:ctrlPr>
+            </m:fPr>
+            <m:num>
+              <m:r>
+                <w:rPr>
+                  <w:rFonts w:ascii="Cambria Math" w:hAnsi="Cambria Math"/>
+                  <w:color w:val="000000"/>
+                </w:rPr>
+                <m:t>∂z</m:t>
+              </m:r>
+            </m:num>
+            <m:den>
+              <m:r>
+                <w:rPr>
+                  <w:rFonts w:ascii="Cambria Math" w:hAnsi="Cambria Math"/>
+                  <w:color w:val="000000"/>
+                </w:rPr>
+                <m:t>∂τ</m:t>
+              </m:r>
+            </m:den>
+          </m:f>
+          <m:r>
+            <w:rPr>
+              <w:rFonts w:ascii="Cambria Math" w:hAnsi="Cambria Math"/>
+              <w:color w:val="000000"/>
+            </w:rPr>
+            <m:t>-</m:t>
+          </m:r>
+          <m:d>
+            <m:dPr>
+              <m:ctrlPr>
+                <w:rPr>
+                  <w:rFonts w:ascii="Cambria Math" w:hAnsi="Cambria Math"/>
+                  <w:i/>
+                  <w:color w:val="000000"/>
+                </w:rPr>
+              </m:ctrlPr>
+            </m:dPr>
+            <m:e>
+              <m:f>
+                <m:fPr>
+                  <m:ctrlPr>
+                    <w:rPr>
+                      <w:rFonts w:ascii="Cambria Math" w:hAnsi="Cambria Math"/>
+                      <w:i/>
+                      <w:color w:val="000000"/>
+                    </w:rPr>
+                  </m:ctrlPr>
+                </m:fPr>
+                <m:num>
+                  <m:sSup>
+                    <m:sSupPr>
+                      <m:ctrlPr>
+                        <w:rPr>
+                          <w:rFonts w:ascii="Cambria Math" w:hAnsi="Cambria Math"/>
+                          <w:i/>
+                          <w:color w:val="000000"/>
+                        </w:rPr>
+                      </m:ctrlPr>
+                    </m:sSupPr>
+                    <m:e>
+                      <m:d>
+                        <m:dPr>
+                          <m:begChr m:val="|"/>
+                          <m:endChr m:val="|"/>
+                          <m:ctrlPr>
+                            <w:rPr>
+                              <w:rFonts w:ascii="Cambria Math" w:hAnsi="Cambria Math"/>
+                              <w:i/>
+                              <w:color w:val="000000"/>
+                            </w:rPr>
+                          </m:ctrlPr>
+                        </m:dPr>
+                        <m:e>
+                          <m:r>
+                            <w:rPr>
+                              <w:rFonts w:ascii="Cambria Math" w:hAnsi="Cambria Math"/>
+                              <w:color w:val="000000"/>
+                            </w:rPr>
+                            <m:t>z</m:t>
+                          </m:r>
+                        </m:e>
+                      </m:d>
+                    </m:e>
+                    <m:sup>
+                      <m:r>
+                        <w:rPr>
+                          <w:rFonts w:ascii="Cambria Math" w:hAnsi="Cambria Math"/>
+                          <w:color w:val="000000"/>
+                        </w:rPr>
+                        <m:t>2</m:t>
+                      </m:r>
+                    </m:sup>
+                  </m:sSup>
+                </m:num>
+                <m:den>
+                  <m:r>
+                    <w:rPr>
+                      <w:rFonts w:ascii="Cambria Math" w:hAnsi="Cambria Math"/>
+                      <w:color w:val="000000"/>
+                    </w:rPr>
+                    <m:t>2</m:t>
+                  </m:r>
+                </m:den>
+              </m:f>
+              <m:r>
+                <w:rPr>
+                  <w:rFonts w:ascii="Cambria Math" w:hAnsi="Cambria Math"/>
+                  <w:color w:val="000000"/>
+                </w:rPr>
+                <m:t>-</m:t>
+              </m:r>
+              <m:r>
+                <m:rPr>
+                  <m:sty m:val="p"/>
+                </m:rPr>
+                <w:rPr>
+                  <w:rFonts w:ascii="Cambria Math" w:hAnsi="Cambria Math"/>
+                  <w:color w:val="000000"/>
+                </w:rPr>
+                <m:t>Λ</m:t>
+              </m:r>
+            </m:e>
+          </m:d>
+          <m:r>
+            <w:rPr>
+              <w:rFonts w:ascii="Cambria Math" w:hAnsi="Cambria Math"/>
+              <w:color w:val="000000"/>
+            </w:rPr>
+            <m:t>Z=</m:t>
+          </m:r>
+          <m:sSup>
+            <m:sSupPr>
+              <m:ctrlPr>
+                <w:rPr>
+                  <w:rFonts w:ascii="Cambria Math" w:hAnsi="Cambria Math"/>
+                  <w:i/>
+                  <w:color w:val="000000"/>
+                </w:rPr>
+              </m:ctrlPr>
+            </m:sSupPr>
+            <m:e>
+              <m:r>
+                <w:rPr>
+                  <w:rFonts w:ascii="Cambria Math" w:hAnsi="Cambria Math"/>
+                  <w:color w:val="000000"/>
+                </w:rPr>
+                <m:t>k</m:t>
+              </m:r>
+            </m:e>
+            <m:sup>
+              <m:r>
+                <w:rPr>
+                  <w:rFonts w:ascii="Cambria Math" w:hAnsi="Cambria Math"/>
+                  <w:color w:val="000000"/>
+                </w:rPr>
+                <m:t>'</m:t>
+              </m:r>
+            </m:sup>
+          </m:sSup>
+        </m:oMath>
+      </m:oMathPara>
+    </w:p>
+    <w:p>
+      <w:pPr>
+        <w:rPr>
+          <w:color w:val="000000"/>
+        </w:rPr>
+      </w:pPr>
+      <w:r>
+        <w:rPr>
+          <w:noProof/>
+          <w:color w:val="000000"/>
+        </w:rPr>
+        <w:lastRenderedPageBreak/>
+        <w:drawing>
+          <wp:inline distT="0" distB="0" distL="0" distR="0" wp14:anchorId="4FAD5CCD" wp14:editId="65F84926">
+            <wp:extent cx="5486400" cy="4114800"/>
+            <wp:effectExtent l="0" t="685800" r="0" b="666750"/>
+            <wp:docPr id="488319342" name="Picture 2"/>
+            <wp:cNvGraphicFramePr>
+              <a:graphicFrameLocks xmlns:a="http://schemas.openxmlformats.org/drawingml/2006/main" noChangeAspect="1"/>
+            </wp:cNvGraphicFramePr>
+            <a:graphic xmlns:a="http://schemas.openxmlformats.org/drawingml/2006/main">
+              <a:graphicData uri="http://schemas.openxmlformats.org/drawingml/2006/picture">
+                <pic:pic xmlns:pic="http://schemas.openxmlformats.org/drawingml/2006/picture">
+                  <pic:nvPicPr>
+                    <pic:cNvPr id="0" name="Picture 2"/>
+                    <pic:cNvPicPr>
+                      <a:picLocks noChangeAspect="1" noChangeArrowheads="1"/>
+                    </pic:cNvPicPr>
+                  </pic:nvPicPr>
+                  <pic:blipFill>
+                    <a:blip r:embed="rId6" cstate="print">
+                      <a:extLst>
+                        <a:ext uri="{28A0092B-C50C-407E-A947-70E740481C1C}">
+                          <a14:useLocalDpi xmlns:a14="http://schemas.microsoft.com/office/drawing/2010/main" val="0"/>
+                        </a:ext>
+                      </a:extLst>
+                    </a:blip>
+                    <a:srcRect/>
+                    <a:stretch>
+                      <a:fillRect/>
+                    </a:stretch>
+                  </pic:blipFill>
+                  <pic:spPr bwMode="auto">
+                    <a:xfrm rot="5400000">
+                      <a:off x="0" y="0"/>
+                      <a:ext cx="5486400" cy="4114800"/>
+                    </a:xfrm>
+                    <a:prstGeom prst="rect">
+                      <a:avLst/>
+                    </a:prstGeom>
+                    <a:noFill/>
+                    <a:ln>
+                      <a:noFill/>
+                    </a:ln>
+                  </pic:spPr>
+                </pic:pic>
+              </a:graphicData>
+            </a:graphic>
+          </wp:inline>
+        </w:drawing>
+      </w:r>
+    </w:p>
+    <w:p>
+      <w:pPr>
+        <w:rPr>
+          <w:color w:val="000000"/>
+        </w:rPr>
+      </w:pPr>
+      <w:r>
+        <w:rPr>
+          <w:noProof/>
+          <w:color w:val="000000"/>
+        </w:rPr>
+        <w:lastRenderedPageBreak/>
+        <w:drawing>
+          <wp:inline distT="0" distB="0" distL="0" distR="0" wp14:anchorId="03E712CF" wp14:editId="095A3D8F">
+            <wp:extent cx="5486400" cy="4114800"/>
+            <wp:effectExtent l="0" t="685800" r="0" b="666750"/>
+            <wp:docPr id="858247176" name="Picture 3"/>
+            <wp:cNvGraphicFramePr>
+              <a:graphicFrameLocks xmlns:a="http://schemas.openxmlformats.org/drawingml/2006/main" noChangeAspect="1"/>
+            </wp:cNvGraphicFramePr>
+            <a:graphic xmlns:a="http://schemas.openxmlformats.org/drawingml/2006/main">
+              <a:graphicData uri="http://schemas.openxmlformats.org/drawingml/2006/picture">
+                <pic:pic xmlns:pic="http://schemas.openxmlformats.org/drawingml/2006/picture">
+                  <pic:nvPicPr>
+                    <pic:cNvPr id="0" name="Picture 3"/>
+                    <pic:cNvPicPr>
+                      <a:picLocks noChangeAspect="1" noChangeArrowheads="1"/>
+                    </pic:cNvPicPr>
+                  </pic:nvPicPr>
+                  <pic:blipFill>
+                    <a:blip r:embed="rId7" cstate="print">
+                      <a:extLst>
+                        <a:ext uri="{28A0092B-C50C-407E-A947-70E740481C1C}">
+                          <a14:useLocalDpi xmlns:a14="http://schemas.microsoft.com/office/drawing/2010/main" val="0"/>
+                        </a:ext>
+                      </a:extLst>
+                    </a:blip>
+                    <a:srcRect/>
+                    <a:stretch>
+                      <a:fillRect/>
+                    </a:stretch>
+                  </pic:blipFill>
+                  <pic:spPr bwMode="auto">
+                    <a:xfrm rot="5400000">
+                      <a:off x="0" y="0"/>
+                      <a:ext cx="5486400" cy="4114800"/>
+                    </a:xfrm>
+                    <a:prstGeom prst="rect">
+                      <a:avLst/>
+                    </a:prstGeom>
+                    <a:noFill/>
+                    <a:ln>
+                      <a:noFill/>
+                    </a:ln>
+                  </pic:spPr>
+                </pic:pic>
+              </a:graphicData>
+            </a:graphic>
+          </wp:inline>
+        </w:drawing>
+      </w:r>
+    </w:p>
+    <w:p>
+      <w:pPr>
+        <w:rPr>
+          <w:color w:val="000000"/>
+        </w:rPr>
+      </w:pPr>
+      <w:r>
+        <w:rPr>
+          <w:color w:val="000000"/>
+        </w:rPr>
+        <w:t>To</w:t>
+      </w:r>
+      <w:r>
+        <w:rPr>
+          <w:rFonts w:hint="eastAsia"/>
+          <w:color w:val="000000"/>
+        </w:rPr>
+        <w:t xml:space="preserve"> change </w:t>
+      </w:r>
+      <w:r>
+        <w:rPr>
+          <w:rFonts w:hint="eastAsia"/>
+          <w:color w:val="000000"/>
+        </w:rPr>
+        <w:t xml:space="preserve">the equation </w:t>
+      </w:r>
+      <w:r>
+        <w:rPr>
+          <w:rFonts w:hint="eastAsia"/>
+          <w:color w:val="000000"/>
+        </w:rPr>
+        <w:t xml:space="preserve">to the form </w:t>
+      </w:r>
+      <w:r>
+        <w:rPr>
+          <w:rFonts w:ascii="Cambria Math" w:hAnsi="Cambria Math"/>
+          <w:i/>
+          <w:color w:val="000000"/>
+        </w:rPr>
+        <w:br/>
+      </w:r>
+      <m:oMathPara>
+        <m:oMath>
+          <m:r>
+            <w:rPr>
+              <w:rFonts w:ascii="Cambria Math" w:hAnsi="Cambria Math"/>
+              <w:color w:val="000000"/>
+            </w:rPr>
+            <m:t>i</m:t>
+          </m:r>
+          <m:f>
+            <m:fPr>
+              <m:ctrlPr>
+                <w:rPr>
+                  <w:rFonts w:ascii="Cambria Math" w:hAnsi="Cambria Math"/>
+                  <w:i/>
+                  <w:color w:val="000000"/>
+                </w:rPr>
+              </m:ctrlPr>
+            </m:fPr>
+            <m:num>
+              <m:r>
+                <w:rPr>
+                  <w:rFonts w:ascii="Cambria Math" w:hAnsi="Cambria Math"/>
+                  <w:color w:val="000000"/>
+                </w:rPr>
+                <m:t>∂Z</m:t>
+              </m:r>
+            </m:num>
+            <m:den>
+              <m:r>
+                <w:rPr>
+                  <w:rFonts w:ascii="Cambria Math" w:hAnsi="Cambria Math"/>
+                  <w:color w:val="000000"/>
+                </w:rPr>
+                <m:t>∂</m:t>
+              </m:r>
+              <m:r>
+                <w:rPr>
+                  <w:rFonts w:ascii="Cambria Math" w:hAnsi="Cambria Math"/>
+                  <w:color w:val="000000"/>
+                </w:rPr>
+                <m:t>T</m:t>
+              </m:r>
+            </m:den>
+          </m:f>
+          <m:r>
+            <w:rPr>
+              <w:rFonts w:ascii="Cambria Math" w:hAnsi="Cambria Math"/>
+              <w:color w:val="000000"/>
+            </w:rPr>
+            <m:t>+</m:t>
+          </m:r>
+          <m:d>
+            <m:dPr>
+              <m:ctrlPr>
+                <w:rPr>
+                  <w:rFonts w:ascii="Cambria Math" w:hAnsi="Cambria Math"/>
+                  <w:i/>
+                  <w:color w:val="000000"/>
+                </w:rPr>
+              </m:ctrlPr>
+            </m:dPr>
+            <m:e>
+              <m:f>
+                <m:fPr>
+                  <m:ctrlPr>
+                    <w:rPr>
+                      <w:rFonts w:ascii="Cambria Math" w:hAnsi="Cambria Math"/>
+                      <w:i/>
+                      <w:color w:val="000000"/>
+                    </w:rPr>
+                  </m:ctrlPr>
+                </m:fPr>
+                <m:num>
+                  <m:sSup>
+                    <m:sSupPr>
+                      <m:ctrlPr>
+                        <w:rPr>
+                          <w:rFonts w:ascii="Cambria Math" w:hAnsi="Cambria Math"/>
+                          <w:i/>
+                          <w:color w:val="000000"/>
+                        </w:rPr>
+                      </m:ctrlPr>
+                    </m:sSupPr>
+                    <m:e>
+                      <m:d>
+                        <m:dPr>
+                          <m:begChr m:val="|"/>
+                          <m:endChr m:val="|"/>
+                          <m:ctrlPr>
+                            <w:rPr>
+                              <w:rFonts w:ascii="Cambria Math" w:hAnsi="Cambria Math"/>
+                              <w:i/>
+                              <w:color w:val="000000"/>
+                            </w:rPr>
+                          </m:ctrlPr>
+                        </m:dPr>
+                        <m:e>
+                          <m:r>
+                            <w:rPr>
+                              <w:rFonts w:ascii="Cambria Math" w:hAnsi="Cambria Math"/>
+                              <w:color w:val="000000"/>
+                            </w:rPr>
+                            <m:t>Z</m:t>
+                          </m:r>
+                        </m:e>
+                      </m:d>
+                    </m:e>
+                    <m:sup>
+                      <m:r>
+                        <w:rPr>
+                          <w:rFonts w:ascii="Cambria Math" w:hAnsi="Cambria Math"/>
+                          <w:color w:val="000000"/>
+                        </w:rPr>
+                        <m:t>2</m:t>
+                      </m:r>
+                    </m:sup>
+                  </m:sSup>
+                </m:num>
+                <m:den>
+                  <m:r>
+                    <w:rPr>
+                      <w:rFonts w:ascii="Cambria Math" w:hAnsi="Cambria Math"/>
+                      <w:color w:val="000000"/>
+                    </w:rPr>
+                    <m:t>2</m:t>
+                  </m:r>
+                </m:den>
+              </m:f>
+              <m:r>
+                <w:rPr>
+                  <w:rFonts w:ascii="Cambria Math" w:hAnsi="Cambria Math"/>
+                  <w:color w:val="000000"/>
+                </w:rPr>
+                <m:t>-</m:t>
+              </m:r>
+              <m:r>
+                <m:rPr>
+                  <m:sty m:val="p"/>
+                </m:rPr>
+                <w:rPr>
+                  <w:rFonts w:ascii="Cambria Math" w:hAnsi="Cambria Math"/>
+                  <w:color w:val="000000"/>
+                </w:rPr>
+                <m:t>Λ</m:t>
+              </m:r>
+            </m:e>
+          </m:d>
+          <m:r>
+            <w:rPr>
+              <w:rFonts w:ascii="Cambria Math" w:hAnsi="Cambria Math"/>
+              <w:color w:val="000000"/>
+            </w:rPr>
+            <m:t>Z=</m:t>
+          </m:r>
+          <m:sSup>
+            <m:sSupPr>
+              <m:ctrlPr>
+                <w:rPr>
+                  <w:rFonts w:ascii="Cambria Math" w:hAnsi="Cambria Math"/>
+                  <w:i/>
+                  <w:color w:val="000000"/>
+                </w:rPr>
+              </m:ctrlPr>
+            </m:sSupPr>
+            <m:e>
+              <m:r>
+                <w:rPr>
+                  <w:rFonts w:ascii="Cambria Math" w:hAnsi="Cambria Math"/>
+                  <w:color w:val="000000"/>
+                </w:rPr>
+                <m:t>k</m:t>
+              </m:r>
+            </m:e>
+            <m:sup>
+              <m:r>
+                <w:rPr>
+                  <w:rFonts w:ascii="Cambria Math" w:hAnsi="Cambria Math"/>
+                  <w:color w:val="000000"/>
+                </w:rPr>
+                <m:t>'</m:t>
+              </m:r>
+            </m:sup>
+          </m:sSup>
+        </m:oMath>
+      </m:oMathPara>
+    </w:p>
+    <w:p>
+      <w:pPr>
+        <w:rPr>
+          <w:rFonts w:hint="eastAsia"/>
+          <w:color w:val="000000"/>
         </w:rPr>
       </w:pPr>
     </w:p>
@@ -19068,36 +23043,83 @@
           <w:color w:val="000000"/>
         </w:rPr>
       </w:pPr>
+      <w:r>
+        <w:rPr>
+          <w:color w:val="000000"/>
+        </w:rPr>
+        <w:t>W</w:t>
+      </w:r>
+      <w:r>
+        <w:rPr>
+          <w:rFonts w:hint="eastAsia"/>
+          <w:color w:val="000000"/>
+        </w:rPr>
+        <w:t xml:space="preserve">hich has been well studied </w:t>
+      </w:r>
     </w:p>
     <w:p>
       <w:pPr>
         <w:rPr>
+          <w:rFonts w:hint="eastAsia"/>
           <w:color w:val="000000"/>
         </w:rPr>
       </w:pPr>
+      <w:r>
+        <w:rPr>
+          <w:noProof/>
+          <w:color w:val="000000"/>
+        </w:rPr>
+        <w:lastRenderedPageBreak/>
+        <w:drawing>
+          <wp:inline distT="0" distB="0" distL="0" distR="0" wp14:anchorId="76DF7DAE" wp14:editId="61830B40">
+            <wp:extent cx="4629150" cy="8229600"/>
+            <wp:effectExtent l="0" t="0" r="0" b="0"/>
+            <wp:docPr id="2003465832" name="Picture 4"/>
+            <wp:cNvGraphicFramePr>
+              <a:graphicFrameLocks xmlns:a="http://schemas.openxmlformats.org/drawingml/2006/main" noChangeAspect="1"/>
+            </wp:cNvGraphicFramePr>
+            <a:graphic xmlns:a="http://schemas.openxmlformats.org/drawingml/2006/main">
+              <a:graphicData uri="http://schemas.openxmlformats.org/drawingml/2006/picture">
+                <pic:pic xmlns:pic="http://schemas.openxmlformats.org/drawingml/2006/picture">
+                  <pic:nvPicPr>
+                    <pic:cNvPr id="0" name="Picture 4"/>
+                    <pic:cNvPicPr>
+                      <a:picLocks noChangeAspect="1" noChangeArrowheads="1"/>
+                    </pic:cNvPicPr>
+                  </pic:nvPicPr>
+                  <pic:blipFill>
+                    <a:blip r:embed="rId8">
+                      <a:extLst>
+                        <a:ext uri="{28A0092B-C50C-407E-A947-70E740481C1C}">
+                          <a14:useLocalDpi xmlns:a14="http://schemas.microsoft.com/office/drawing/2010/main" val="0"/>
+                        </a:ext>
+                      </a:extLst>
+                    </a:blip>
+                    <a:srcRect/>
+                    <a:stretch>
+                      <a:fillRect/>
+                    </a:stretch>
+                  </pic:blipFill>
+                  <pic:spPr bwMode="auto">
+                    <a:xfrm>
+                      <a:off x="0" y="0"/>
+                      <a:ext cx="4629150" cy="8229600"/>
+                    </a:xfrm>
+                    <a:prstGeom prst="rect">
+                      <a:avLst/>
+                    </a:prstGeom>
+                    <a:noFill/>
+                    <a:ln>
+                      <a:noFill/>
+                    </a:ln>
+                  </pic:spPr>
+                </pic:pic>
+              </a:graphicData>
+            </a:graphic>
+          </wp:inline>
+        </w:drawing>
+      </w:r>
     </w:p>
-    <w:p>
-      <w:pPr>
-        <w:rPr>
-          <w:color w:val="000000"/>
-        </w:rPr>
-      </w:pPr>
-      <w:r>
-        <w:rPr>
-          <w:rFonts w:hint="eastAsia"/>
-          <w:color w:val="000000"/>
-        </w:rPr>
-        <w:t xml:space="preserve"> </w:t>
-      </w:r>
-    </w:p>
-    <w:p>
-      <w:pPr>
-        <w:rPr>
-          <w:color w:val="000000"/>
-        </w:rPr>
-      </w:pPr>
-    </w:p>
-    <w:p/>
     <w:sectPr>
       <w:pgSz w:w="12240" w:h="15840"/>
       <w:pgMar w:top="1440" w:right="1800" w:bottom="1440" w:left="1800" w:header="720" w:footer="720" w:gutter="0"/>
@@ -19721,7 +23743,6 @@
   <w:style w:type="character" w:default="1" w:styleId="DefaultParagraphFont">
     <w:name w:val="Default Paragraph Font"/>
     <w:uiPriority w:val="1"/>
-    <w:semiHidden/>
     <w:unhideWhenUsed/>
   </w:style>
   <w:style w:type="table" w:default="1" w:styleId="TableNormal">
